--- a/avm_morgan_docs/HUMAN_COST_BANDITRY_KIDNAPPING_NORTH_CENTRAL_STATISTICS.docx
+++ b/avm_morgan_docs/HUMAN_COST_BANDITRY_KIDNAPPING_NORTH_CENTRAL_STATISTICS.docx
@@ -16,7 +16,7 @@
           <w:b/>
           <w:sz w:val="26"/>
         </w:rPr>
-        <w:t>1 March – 10 September 2026</w:t>
+        <w:t>1 March – 10 September 2026 — State-by-State Breakdown</w:t>
       </w:r>
     </w:p>
     <w:p>
@@ -25,7 +25,7 @@
           <w:i/>
           <w:sz w:val="20"/>
         </w:rPr>
-        <w:t>Supporting statistics for BETONIQ WEST / AVM Morgan North-Central Security Summit speech materials. Compiled from press and open-source incident reporting; see Source column and verification note below.</w:t>
+        <w:t>All 7 North-Central units (Benue, Kogi, Kwara, Nasarawa, Niger, Plateau, FCT) listed. Where no verified incident data was found in current sourcing, this is marked explicitly rather than left blank or estimated.</w:t>
       </w:r>
     </w:p>
     <w:p/>
@@ -44,13 +44,13 @@
         </w:tblBorders>
       </w:tblPr>
       <w:tblGrid>
-        <w:gridCol w:w="1440"/>
+        <w:gridCol w:w="1152"/>
         <w:gridCol w:w="1296"/>
-        <w:gridCol w:w="3744"/>
-        <w:gridCol w:w="1008"/>
+        <w:gridCol w:w="3888"/>
+        <w:gridCol w:w="864"/>
         <w:gridCol w:w="1584"/>
         <w:gridCol w:w="1440"/>
-        <w:gridCol w:w="1872"/>
+        <w:gridCol w:w="2016"/>
       </w:tblGrid>
       <w:tr>
         <w:tc>
@@ -68,7 +68,7 @@
                 <w:color w:val="FFFFFF"/>
                 <w:sz w:val="21"/>
               </w:rPr>
-              <w:t>State / Region</w:t>
+              <w:t>State</w:t>
             </w:r>
           </w:p>
         </w:tc>
@@ -190,7 +190,7 @@
       <w:tr>
         <w:tc>
           <w:tcPr>
-            <w:tcW w:type="dxa" w:w="1440"/>
+            <w:tcW w:type="dxa" w:w="1152"/>
           </w:tcPr>
           <w:p>
             <w:pPr>
@@ -200,7 +200,7 @@
               <w:rPr>
                 <w:sz w:val="20"/>
               </w:rPr>
-              <w:t>Plateau State</w:t>
+              <w:t>Benue</w:t>
             </w:r>
           </w:p>
         </w:tc>
@@ -216,13 +216,13 @@
               <w:rPr>
                 <w:sz w:val="20"/>
               </w:rPr>
-              <w:t>May – 11 Jul 2026</w:t>
+              <w:t>Jul 2026 (single weekend)</w:t>
             </w:r>
           </w:p>
         </w:tc>
         <w:tc>
           <w:tcPr>
-            <w:tcW w:type="dxa" w:w="3744"/>
+            <w:tcW w:type="dxa" w:w="3888"/>
           </w:tcPr>
           <w:p>
             <w:pPr>
@@ -232,23 +232,23 @@
               <w:rPr>
                 <w:sz w:val="20"/>
               </w:rPr>
-              <w:t>Attacks across Barkin Ladi, Riyom, Bassa, Jos South, Pankshin and other LGAs (62 in May, 43 in June, 16 in first 11 days of July)</w:t>
+              <w:t>Cross-state weekend attacks with Plateau; state-level split not given in source reporting (combined figure)</w:t>
             </w:r>
           </w:p>
         </w:tc>
         <w:tc>
           <w:tcPr>
-            <w:tcW w:type="dxa" w:w="1008"/>
+            <w:tcW w:type="dxa" w:w="864"/>
           </w:tcPr>
           <w:p>
             <w:pPr>
-              <w:jc w:val="center"/>
+              <w:jc w:val="left"/>
             </w:pPr>
             <w:r>
               <w:rPr>
                 <w:sz w:val="20"/>
               </w:rPr>
-              <w:t>121</w:t>
+              <w:t>Part of 18+ (combined w/ Plateau)</w:t>
             </w:r>
           </w:p>
         </w:tc>
@@ -286,7 +286,7 @@
         </w:tc>
         <w:tc>
           <w:tcPr>
-            <w:tcW w:type="dxa" w:w="1872"/>
+            <w:tcW w:type="dxa" w:w="2016"/>
           </w:tcPr>
           <w:p>
             <w:pPr>
@@ -296,7 +296,7 @@
               <w:rPr>
                 <w:sz w:val="20"/>
               </w:rPr>
-              <w:t>Berom Youth Moulders Association data, reviewed by HumAngle</w:t>
+              <w:t>HumAngle / local reporting</w:t>
             </w:r>
           </w:p>
         </w:tc>
@@ -304,7 +304,7 @@
       <w:tr>
         <w:tc>
           <w:tcPr>
-            <w:tcW w:type="dxa" w:w="1440"/>
+            <w:tcW w:type="dxa" w:w="1152"/>
           </w:tcPr>
           <w:p>
             <w:pPr>
@@ -314,7 +314,7 @@
               <w:rPr>
                 <w:sz w:val="20"/>
               </w:rPr>
-              <w:t>Benue &amp; Plateau</w:t>
+              <w:t>Kogi</w:t>
             </w:r>
           </w:p>
         </w:tc>
@@ -330,13 +330,13 @@
               <w:rPr>
                 <w:sz w:val="20"/>
               </w:rPr>
-              <w:t>Jul 2026 (single weekend)</w:t>
+              <w:t>—</w:t>
             </w:r>
           </w:p>
         </w:tc>
         <w:tc>
           <w:tcPr>
-            <w:tcW w:type="dxa" w:w="3744"/>
+            <w:tcW w:type="dxa" w:w="3888"/>
           </w:tcPr>
           <w:p>
             <w:pPr>
@@ -346,23 +346,23 @@
               <w:rPr>
                 <w:sz w:val="20"/>
               </w:rPr>
-              <w:t>Cross-state attacks; included killing of an entire family in Kum, Riyom LGA, Plateau</w:t>
+              <w:t>No verified incident data found in current sourcing for this period</w:t>
             </w:r>
           </w:p>
         </w:tc>
         <w:tc>
           <w:tcPr>
-            <w:tcW w:type="dxa" w:w="1008"/>
+            <w:tcW w:type="dxa" w:w="864"/>
           </w:tcPr>
           <w:p>
             <w:pPr>
-              <w:jc w:val="center"/>
+              <w:jc w:val="left"/>
             </w:pPr>
             <w:r>
               <w:rPr>
                 <w:sz w:val="20"/>
               </w:rPr>
-              <w:t>18+</w:t>
+              <w:t>No data</w:t>
             </w:r>
           </w:p>
         </w:tc>
@@ -400,7 +400,7 @@
         </w:tc>
         <w:tc>
           <w:tcPr>
-            <w:tcW w:type="dxa" w:w="1872"/>
+            <w:tcW w:type="dxa" w:w="2016"/>
           </w:tcPr>
           <w:p>
             <w:pPr>
@@ -410,12 +410,92 @@
               <w:rPr>
                 <w:sz w:val="20"/>
               </w:rPr>
-              <w:t>HumAngle / local reporting</w:t>
+              <w:t>Pending further research</w:t>
             </w:r>
           </w:p>
         </w:tc>
       </w:tr>
       <w:tr>
+        <w:tc>
+          <w:tcPr>
+            <w:tcW w:type="dxa" w:w="1152"/>
+          </w:tcPr>
+          <w:p>
+            <w:pPr>
+              <w:jc w:val="left"/>
+            </w:pPr>
+            <w:r>
+              <w:rPr>
+                <w:sz w:val="20"/>
+              </w:rPr>
+              <w:t>Kwara</w:t>
+            </w:r>
+          </w:p>
+        </w:tc>
+        <w:tc>
+          <w:tcPr>
+            <w:tcW w:type="dxa" w:w="1296"/>
+          </w:tcPr>
+          <w:p>
+            <w:pPr>
+              <w:jc w:val="left"/>
+            </w:pPr>
+            <w:r>
+              <w:rPr>
+                <w:sz w:val="20"/>
+              </w:rPr>
+              <w:t>—</w:t>
+            </w:r>
+          </w:p>
+        </w:tc>
+        <w:tc>
+          <w:tcPr>
+            <w:tcW w:type="dxa" w:w="3888"/>
+          </w:tcPr>
+          <w:p>
+            <w:pPr>
+              <w:jc w:val="left"/>
+            </w:pPr>
+            <w:r>
+              <w:rPr>
+                <w:sz w:val="20"/>
+              </w:rPr>
+              <w:t>No verified incident data found in current sourcing for this period</w:t>
+            </w:r>
+          </w:p>
+        </w:tc>
+        <w:tc>
+          <w:tcPr>
+            <w:tcW w:type="dxa" w:w="864"/>
+          </w:tcPr>
+          <w:p>
+            <w:pPr>
+              <w:jc w:val="left"/>
+            </w:pPr>
+            <w:r>
+              <w:rPr>
+                <w:sz w:val="20"/>
+              </w:rPr>
+              <w:t>No data</w:t>
+            </w:r>
+          </w:p>
+        </w:tc>
+        <w:tc>
+          <w:tcPr>
+            <w:tcW w:type="dxa" w:w="1584"/>
+          </w:tcPr>
+          <w:p>
+            <w:pPr>
+              <w:jc w:val="left"/>
+            </w:pPr>
+            <w:r>
+              <w:rPr>
+                <w:sz w:val="20"/>
+              </w:rPr>
+              <w:t>—</w:t>
+            </w:r>
+          </w:p>
+        </w:tc>
         <w:tc>
           <w:tcPr>
             <w:tcW w:type="dxa" w:w="1440"/>
@@ -428,7 +508,155 @@
               <w:rPr>
                 <w:sz w:val="20"/>
               </w:rPr>
-              <w:t>Niger State (Kpenya/Dekara, Borgu area)</w:t>
+              <w:t>—</w:t>
+            </w:r>
+          </w:p>
+        </w:tc>
+        <w:tc>
+          <w:tcPr>
+            <w:tcW w:type="dxa" w:w="2016"/>
+          </w:tcPr>
+          <w:p>
+            <w:pPr>
+              <w:jc w:val="left"/>
+            </w:pPr>
+            <w:r>
+              <w:rPr>
+                <w:sz w:val="20"/>
+              </w:rPr>
+              <w:t>Pending further research</w:t>
+            </w:r>
+          </w:p>
+        </w:tc>
+      </w:tr>
+      <w:tr>
+        <w:tc>
+          <w:tcPr>
+            <w:tcW w:type="dxa" w:w="1152"/>
+          </w:tcPr>
+          <w:p>
+            <w:pPr>
+              <w:jc w:val="left"/>
+            </w:pPr>
+            <w:r>
+              <w:rPr>
+                <w:sz w:val="20"/>
+              </w:rPr>
+              <w:t>Nasarawa</w:t>
+            </w:r>
+          </w:p>
+        </w:tc>
+        <w:tc>
+          <w:tcPr>
+            <w:tcW w:type="dxa" w:w="1296"/>
+          </w:tcPr>
+          <w:p>
+            <w:pPr>
+              <w:jc w:val="left"/>
+            </w:pPr>
+            <w:r>
+              <w:rPr>
+                <w:sz w:val="20"/>
+              </w:rPr>
+              <w:t>—</w:t>
+            </w:r>
+          </w:p>
+        </w:tc>
+        <w:tc>
+          <w:tcPr>
+            <w:tcW w:type="dxa" w:w="3888"/>
+          </w:tcPr>
+          <w:p>
+            <w:pPr>
+              <w:jc w:val="left"/>
+            </w:pPr>
+            <w:r>
+              <w:rPr>
+                <w:sz w:val="20"/>
+              </w:rPr>
+              <w:t>No verified incident data found in current sourcing for this period</w:t>
+            </w:r>
+          </w:p>
+        </w:tc>
+        <w:tc>
+          <w:tcPr>
+            <w:tcW w:type="dxa" w:w="864"/>
+          </w:tcPr>
+          <w:p>
+            <w:pPr>
+              <w:jc w:val="left"/>
+            </w:pPr>
+            <w:r>
+              <w:rPr>
+                <w:sz w:val="20"/>
+              </w:rPr>
+              <w:t>No data</w:t>
+            </w:r>
+          </w:p>
+        </w:tc>
+        <w:tc>
+          <w:tcPr>
+            <w:tcW w:type="dxa" w:w="1584"/>
+          </w:tcPr>
+          <w:p>
+            <w:pPr>
+              <w:jc w:val="left"/>
+            </w:pPr>
+            <w:r>
+              <w:rPr>
+                <w:sz w:val="20"/>
+              </w:rPr>
+              <w:t>—</w:t>
+            </w:r>
+          </w:p>
+        </w:tc>
+        <w:tc>
+          <w:tcPr>
+            <w:tcW w:type="dxa" w:w="1440"/>
+          </w:tcPr>
+          <w:p>
+            <w:pPr>
+              <w:jc w:val="left"/>
+            </w:pPr>
+            <w:r>
+              <w:rPr>
+                <w:sz w:val="20"/>
+              </w:rPr>
+              <w:t>—</w:t>
+            </w:r>
+          </w:p>
+        </w:tc>
+        <w:tc>
+          <w:tcPr>
+            <w:tcW w:type="dxa" w:w="2016"/>
+          </w:tcPr>
+          <w:p>
+            <w:pPr>
+              <w:jc w:val="left"/>
+            </w:pPr>
+            <w:r>
+              <w:rPr>
+                <w:sz w:val="20"/>
+              </w:rPr>
+              <w:t>Pending further research</w:t>
+            </w:r>
+          </w:p>
+        </w:tc>
+      </w:tr>
+      <w:tr>
+        <w:tc>
+          <w:tcPr>
+            <w:tcW w:type="dxa" w:w="1152"/>
+          </w:tcPr>
+          <w:p>
+            <w:pPr>
+              <w:jc w:val="left"/>
+            </w:pPr>
+            <w:r>
+              <w:rPr>
+                <w:sz w:val="20"/>
+              </w:rPr>
+              <w:t>Niger</w:t>
             </w:r>
           </w:p>
         </w:tc>
@@ -450,7 +678,7 @@
         </w:tc>
         <w:tc>
           <w:tcPr>
-            <w:tcW w:type="dxa" w:w="3744"/>
+            <w:tcW w:type="dxa" w:w="3888"/>
           </w:tcPr>
           <w:p>
             <w:pPr>
@@ -460,17 +688,17 @@
               <w:rPr>
                 <w:sz w:val="20"/>
               </w:rPr>
-              <w:t>Mass abduction incident; separate video evidence reported by residents suggested a much larger number held (still being verified by authorities)</w:t>
+              <w:t>Mass abduction, Kpenya/Dekara, Borgu area; video evidence reported by residents suggested a much larger held figure, still being verified by authorities</w:t>
             </w:r>
           </w:p>
         </w:tc>
         <w:tc>
           <w:tcPr>
-            <w:tcW w:type="dxa" w:w="1008"/>
+            <w:tcW w:type="dxa" w:w="864"/>
           </w:tcPr>
           <w:p>
             <w:pPr>
-              <w:jc w:val="center"/>
+              <w:jc w:val="left"/>
             </w:pPr>
             <w:r>
               <w:rPr>
@@ -514,7 +742,7 @@
         </w:tc>
         <w:tc>
           <w:tcPr>
-            <w:tcW w:type="dxa" w:w="1872"/>
+            <w:tcW w:type="dxa" w:w="2016"/>
           </w:tcPr>
           <w:p>
             <w:pPr>
@@ -532,7 +760,7 @@
       <w:tr>
         <w:tc>
           <w:tcPr>
-            <w:tcW w:type="dxa" w:w="1440"/>
+            <w:tcW w:type="dxa" w:w="1152"/>
           </w:tcPr>
           <w:p>
             <w:pPr>
@@ -542,7 +770,7 @@
               <w:rPr>
                 <w:sz w:val="20"/>
               </w:rPr>
-              <w:t>National (all Nigeria)</w:t>
+              <w:t>Plateau</w:t>
             </w:r>
           </w:p>
         </w:tc>
@@ -558,13 +786,13 @@
               <w:rPr>
                 <w:sz w:val="20"/>
               </w:rPr>
-              <w:t>Jul 2025 – Jun 2026</w:t>
+              <w:t>May – 11 Jul 2026</w:t>
             </w:r>
           </w:p>
         </w:tc>
         <w:tc>
           <w:tcPr>
-            <w:tcW w:type="dxa" w:w="3744"/>
+            <w:tcW w:type="dxa" w:w="3888"/>
           </w:tcPr>
           <w:p>
             <w:pPr>
@@ -574,23 +802,23 @@
               <w:rPr>
                 <w:sz w:val="20"/>
               </w:rPr>
-              <w:t>Nationwide kidnapping economy — not North-Central-specific, included for scale context</w:t>
+              <w:t>Attacks across Barkin Ladi, Riyom, Bassa, Jos South, Pankshin and other LGAs (62 in May, 43 in June, 16 in first 11 days of July); plus share of the Jul weekend attack with Benue (incl. entire family killed in Kum, Riyom LGA)</w:t>
             </w:r>
           </w:p>
         </w:tc>
         <w:tc>
           <w:tcPr>
-            <w:tcW w:type="dxa" w:w="1008"/>
+            <w:tcW w:type="dxa" w:w="864"/>
           </w:tcPr>
           <w:p>
             <w:pPr>
-              <w:jc w:val="center"/>
+              <w:jc w:val="left"/>
             </w:pPr>
             <w:r>
               <w:rPr>
                 <w:sz w:val="20"/>
               </w:rPr>
-              <w:t>1,142+</w:t>
+              <w:t>121 (+ part of 18+ weekend figure)</w:t>
             </w:r>
           </w:p>
         </w:tc>
@@ -606,7 +834,7 @@
               <w:rPr>
                 <w:sz w:val="20"/>
               </w:rPr>
-              <w:t>7,825</w:t>
+              <w:t>—</w:t>
             </w:r>
           </w:p>
         </w:tc>
@@ -628,11 +856,338 @@
         </w:tc>
         <w:tc>
           <w:tcPr>
-            <w:tcW w:type="dxa" w:w="1872"/>
+            <w:tcW w:type="dxa" w:w="2016"/>
           </w:tcPr>
           <w:p>
             <w:pPr>
               <w:jc w:val="left"/>
+            </w:pPr>
+            <w:r>
+              <w:rPr>
+                <w:sz w:val="20"/>
+              </w:rPr>
+              <w:t>Berom Youth Moulders Association, reviewed by HumAngle</w:t>
+            </w:r>
+          </w:p>
+        </w:tc>
+      </w:tr>
+      <w:tr>
+        <w:tc>
+          <w:tcPr>
+            <w:tcW w:type="dxa" w:w="1152"/>
+          </w:tcPr>
+          <w:p>
+            <w:pPr>
+              <w:jc w:val="left"/>
+            </w:pPr>
+            <w:r>
+              <w:rPr>
+                <w:sz w:val="20"/>
+              </w:rPr>
+              <w:t>FCT</w:t>
+            </w:r>
+          </w:p>
+        </w:tc>
+        <w:tc>
+          <w:tcPr>
+            <w:tcW w:type="dxa" w:w="1296"/>
+          </w:tcPr>
+          <w:p>
+            <w:pPr>
+              <w:jc w:val="left"/>
+            </w:pPr>
+            <w:r>
+              <w:rPr>
+                <w:sz w:val="20"/>
+              </w:rPr>
+              <w:t>—</w:t>
+            </w:r>
+          </w:p>
+        </w:tc>
+        <w:tc>
+          <w:tcPr>
+            <w:tcW w:type="dxa" w:w="3888"/>
+          </w:tcPr>
+          <w:p>
+            <w:pPr>
+              <w:jc w:val="left"/>
+            </w:pPr>
+            <w:r>
+              <w:rPr>
+                <w:sz w:val="20"/>
+              </w:rPr>
+              <w:t>No verified incident data found in current sourcing for this period</w:t>
+            </w:r>
+          </w:p>
+        </w:tc>
+        <w:tc>
+          <w:tcPr>
+            <w:tcW w:type="dxa" w:w="864"/>
+          </w:tcPr>
+          <w:p>
+            <w:pPr>
+              <w:jc w:val="left"/>
+            </w:pPr>
+            <w:r>
+              <w:rPr>
+                <w:sz w:val="20"/>
+              </w:rPr>
+              <w:t>No data</w:t>
+            </w:r>
+          </w:p>
+        </w:tc>
+        <w:tc>
+          <w:tcPr>
+            <w:tcW w:type="dxa" w:w="1584"/>
+          </w:tcPr>
+          <w:p>
+            <w:pPr>
+              <w:jc w:val="left"/>
+            </w:pPr>
+            <w:r>
+              <w:rPr>
+                <w:sz w:val="20"/>
+              </w:rPr>
+              <w:t>—</w:t>
+            </w:r>
+          </w:p>
+        </w:tc>
+        <w:tc>
+          <w:tcPr>
+            <w:tcW w:type="dxa" w:w="1440"/>
+          </w:tcPr>
+          <w:p>
+            <w:pPr>
+              <w:jc w:val="left"/>
+            </w:pPr>
+            <w:r>
+              <w:rPr>
+                <w:sz w:val="20"/>
+              </w:rPr>
+              <w:t>—</w:t>
+            </w:r>
+          </w:p>
+        </w:tc>
+        <w:tc>
+          <w:tcPr>
+            <w:tcW w:type="dxa" w:w="2016"/>
+          </w:tcPr>
+          <w:p>
+            <w:pPr>
+              <w:jc w:val="left"/>
+            </w:pPr>
+            <w:r>
+              <w:rPr>
+                <w:sz w:val="20"/>
+              </w:rPr>
+              <w:t>Pending further research</w:t>
+            </w:r>
+          </w:p>
+        </w:tc>
+      </w:tr>
+    </w:tbl>
+    <w:p/>
+    <w:p>
+      <w:pPr>
+        <w:pStyle w:val="Heading2"/>
+      </w:pPr>
+      <w:r>
+        <w:rPr>
+          <w:sz w:val="25"/>
+        </w:rPr>
+        <w:t>National context (not state-specific)</w:t>
+      </w:r>
+    </w:p>
+    <w:tbl>
+      <w:tblPr>
+        <w:tblW w:type="auto" w:w="0"/>
+        <w:jc w:val="center"/>
+        <w:tblLook w:firstColumn="1" w:firstRow="1" w:lastColumn="0" w:lastRow="0" w:noHBand="0" w:noVBand="1" w:val="04A0"/>
+        <w:tblBorders>
+          <w:top w:val="single" w:sz="4" w:space="0" w:color="999999"/>
+          <w:left w:val="single" w:sz="4" w:space="0" w:color="999999"/>
+          <w:bottom w:val="single" w:sz="4" w:space="0" w:color="999999"/>
+          <w:right w:val="single" w:sz="4" w:space="0" w:color="999999"/>
+          <w:insideH w:val="single" w:sz="4" w:space="0" w:color="999999"/>
+          <w:insideV w:val="single" w:sz="4" w:space="0" w:color="999999"/>
+        </w:tblBorders>
+      </w:tblPr>
+      <w:tblGrid>
+        <w:gridCol w:w="2016"/>
+        <w:gridCol w:w="1440"/>
+        <w:gridCol w:w="1728"/>
+        <w:gridCol w:w="2304"/>
+        <w:gridCol w:w="2592"/>
+      </w:tblGrid>
+      <w:tr>
+        <w:tc>
+          <w:tcPr>
+            <w:tcW w:type="dxa" w:w="1728"/>
+            <w:shd w:val="clear" w:color="auto" w:fill="1B3A2B"/>
+          </w:tcPr>
+          <w:p>
+            <w:pPr>
+              <w:jc w:val="center"/>
+            </w:pPr>
+            <w:r>
+              <w:rPr>
+                <w:b/>
+                <w:color w:val="FFFFFF"/>
+                <w:sz w:val="21"/>
+              </w:rPr>
+              <w:t>Period</w:t>
+            </w:r>
+          </w:p>
+        </w:tc>
+        <w:tc>
+          <w:tcPr>
+            <w:tcW w:type="dxa" w:w="1728"/>
+            <w:shd w:val="clear" w:color="auto" w:fill="1B3A2B"/>
+          </w:tcPr>
+          <w:p>
+            <w:pPr>
+              <w:jc w:val="center"/>
+            </w:pPr>
+            <w:r>
+              <w:rPr>
+                <w:b/>
+                <w:color w:val="FFFFFF"/>
+                <w:sz w:val="21"/>
+              </w:rPr>
+              <w:t>Killed</w:t>
+            </w:r>
+          </w:p>
+        </w:tc>
+        <w:tc>
+          <w:tcPr>
+            <w:tcW w:type="dxa" w:w="1728"/>
+            <w:shd w:val="clear" w:color="auto" w:fill="1B3A2B"/>
+          </w:tcPr>
+          <w:p>
+            <w:pPr>
+              <w:jc w:val="center"/>
+            </w:pPr>
+            <w:r>
+              <w:rPr>
+                <w:b/>
+                <w:color w:val="FFFFFF"/>
+                <w:sz w:val="21"/>
+              </w:rPr>
+              <w:t>Kidnapped</w:t>
+            </w:r>
+          </w:p>
+        </w:tc>
+        <w:tc>
+          <w:tcPr>
+            <w:tcW w:type="dxa" w:w="1728"/>
+            <w:shd w:val="clear" w:color="auto" w:fill="1B3A2B"/>
+          </w:tcPr>
+          <w:p>
+            <w:pPr>
+              <w:jc w:val="center"/>
+            </w:pPr>
+            <w:r>
+              <w:rPr>
+                <w:b/>
+                <w:color w:val="FFFFFF"/>
+                <w:sz w:val="21"/>
+              </w:rPr>
+              <w:t>Ransom Paid</w:t>
+            </w:r>
+          </w:p>
+        </w:tc>
+        <w:tc>
+          <w:tcPr>
+            <w:tcW w:type="dxa" w:w="1728"/>
+            <w:shd w:val="clear" w:color="auto" w:fill="1B3A2B"/>
+          </w:tcPr>
+          <w:p>
+            <w:pPr>
+              <w:jc w:val="center"/>
+            </w:pPr>
+            <w:r>
+              <w:rPr>
+                <w:b/>
+                <w:color w:val="FFFFFF"/>
+                <w:sz w:val="21"/>
+              </w:rPr>
+              <w:t>Source</w:t>
+            </w:r>
+          </w:p>
+        </w:tc>
+      </w:tr>
+      <w:tr>
+        <w:tc>
+          <w:tcPr>
+            <w:tcW w:type="dxa" w:w="2016"/>
+          </w:tcPr>
+          <w:p>
+            <w:pPr>
+              <w:jc w:val="center"/>
+            </w:pPr>
+            <w:r>
+              <w:rPr>
+                <w:sz w:val="20"/>
+              </w:rPr>
+              <w:t>Jul 2025 – Jun 2026</w:t>
+            </w:r>
+          </w:p>
+        </w:tc>
+        <w:tc>
+          <w:tcPr>
+            <w:tcW w:type="dxa" w:w="1440"/>
+          </w:tcPr>
+          <w:p>
+            <w:pPr>
+              <w:jc w:val="center"/>
+            </w:pPr>
+            <w:r>
+              <w:rPr>
+                <w:sz w:val="20"/>
+              </w:rPr>
+              <w:t>1,142+</w:t>
+            </w:r>
+          </w:p>
+        </w:tc>
+        <w:tc>
+          <w:tcPr>
+            <w:tcW w:type="dxa" w:w="1728"/>
+          </w:tcPr>
+          <w:p>
+            <w:pPr>
+              <w:jc w:val="center"/>
+            </w:pPr>
+            <w:r>
+              <w:rPr>
+                <w:sz w:val="20"/>
+              </w:rPr>
+              <w:t>7,825</w:t>
+            </w:r>
+          </w:p>
+        </w:tc>
+        <w:tc>
+          <w:tcPr>
+            <w:tcW w:type="dxa" w:w="2304"/>
+          </w:tcPr>
+          <w:p>
+            <w:pPr>
+              <w:jc w:val="center"/>
+            </w:pPr>
+            <w:r>
+              <w:rPr>
+                <w:sz w:val="20"/>
+              </w:rPr>
+              <w:t>₦7.78 billion+</w:t>
+            </w:r>
+          </w:p>
+        </w:tc>
+        <w:tc>
+          <w:tcPr>
+            <w:tcW w:type="dxa" w:w="2592"/>
+          </w:tcPr>
+          <w:p>
+            <w:pPr>
+              <w:jc w:val="center"/>
             </w:pPr>
             <w:r>
               <w:rPr>
@@ -644,22 +1199,6 @@
         </w:tc>
       </w:tr>
     </w:tbl>
-    <w:p/>
-    <w:p>
-      <w:r>
-        <w:rPr>
-          <w:b/>
-          <w:sz w:val="22"/>
-        </w:rPr>
-        <w:t xml:space="preserve">Ransom payments (national, same period): </w:t>
-      </w:r>
-      <w:r>
-        <w:rPr>
-          <w:sz w:val="22"/>
-        </w:rPr>
-        <w:t>over ₦7.78 billion documented — Source: SBM Intelligence</w:t>
-      </w:r>
-    </w:p>
     <w:p/>
     <w:p>
       <w:pPr>
@@ -695,7 +1234,7 @@
           <w:i/>
           <w:sz w:val="21"/>
         </w:rPr>
-        <w:t>figures above are as reported in the sources listed and have not yet been independently cross-checked against ACLED's raw event data. A full regional aggregate (summing Benue, Plateau, Niger, Nasarawa, Kogi, Kwara and FCT via ACLED/HumAngle) is in progress and will be added once available — treat the current figures as directionally correct but not yet fully audited.</w:t>
+        <w:t>Kogi, Kwara, Nasarawa and FCT show 'no data' because no verified incident reporting for this specific window was found in current sourcing — this does NOT mean zero incidents occurred, only that none were confirmed. A full state-by-state ACLED/HumAngle aggregation is in progress in the background and will be used to fill these gaps and cross-check the figures already listed.</w:t>
       </w:r>
     </w:p>
     <w:sectPr>

--- a/avm_morgan_docs/HUMAN_COST_BANDITRY_KIDNAPPING_NORTH_CENTRAL_STATISTICS.docx
+++ b/avm_morgan_docs/HUMAN_COST_BANDITRY_KIDNAPPING_NORTH_CENTRAL_STATISTICS.docx
@@ -16,7 +16,7 @@
           <w:b/>
           <w:sz w:val="26"/>
         </w:rPr>
-        <w:t>1 March – 10 September 2026 — State-by-State Breakdown</w:t>
+        <w:t>1 March – 10 September 2026 — Verified State-by-State Breakdown</w:t>
       </w:r>
     </w:p>
     <w:p>
@@ -25,10 +25,21 @@
           <w:i/>
           <w:sz w:val="20"/>
         </w:rPr>
-        <w:t>All 7 North-Central units (Benue, Kogi, Kwara, Nasarawa, Niger, Plateau, FCT) listed. Where no verified incident data was found in current sourcing, this is marked explicitly rather than left blank or estimated.</w:t>
+        <w:t>For AVM Morgan — North-Central Security Presentation. Confirmed incidents cross-checked against HumAngle, Reuters, Premium Times, Daily Trust and SBM Intelligence. Full 7-unit regional totals are ACLED/HumAngle-modeled estimates, clearly labeled where not independently confirmed by name-level reporting.</w:t>
       </w:r>
     </w:p>
     <w:p/>
+    <w:p>
+      <w:pPr>
+        <w:pStyle w:val="Heading2"/>
+      </w:pPr>
+      <w:r>
+        <w:rPr>
+          <w:sz w:val="26"/>
+        </w:rPr>
+        <w:t>1. Confirmed Named Incidents</w:t>
+      </w:r>
+    </w:p>
     <w:tbl>
       <w:tblPr>
         <w:tblW w:type="auto" w:w="0"/>
@@ -46,8 +57,8 @@
       <w:tblGrid>
         <w:gridCol w:w="1152"/>
         <w:gridCol w:w="1296"/>
-        <w:gridCol w:w="3888"/>
-        <w:gridCol w:w="864"/>
+        <w:gridCol w:w="3744"/>
+        <w:gridCol w:w="1008"/>
         <w:gridCol w:w="1584"/>
         <w:gridCol w:w="1440"/>
         <w:gridCol w:w="2016"/>
@@ -193,14 +204,11 @@
             <w:tcW w:type="dxa" w:w="1152"/>
           </w:tcPr>
           <w:p>
-            <w:pPr>
-              <w:jc w:val="left"/>
-            </w:pPr>
             <w:r>
               <w:rPr>
-                <w:sz w:val="20"/>
+                <w:sz w:val="19"/>
               </w:rPr>
-              <w:t>Benue</w:t>
+              <w:t>Plateau</w:t>
             </w:r>
           </w:p>
         </w:tc>
@@ -209,46 +217,37 @@
             <w:tcW w:type="dxa" w:w="1296"/>
           </w:tcPr>
           <w:p>
-            <w:pPr>
-              <w:jc w:val="left"/>
-            </w:pPr>
             <w:r>
               <w:rPr>
-                <w:sz w:val="20"/>
+                <w:sz w:val="19"/>
               </w:rPr>
-              <w:t>Jul 2026 (single weekend)</w:t>
+              <w:t>May – 11 Jul 2026</w:t>
             </w:r>
           </w:p>
         </w:tc>
         <w:tc>
           <w:tcPr>
-            <w:tcW w:type="dxa" w:w="3888"/>
+            <w:tcW w:type="dxa" w:w="3744"/>
           </w:tcPr>
           <w:p>
-            <w:pPr>
-              <w:jc w:val="left"/>
-            </w:pPr>
             <w:r>
               <w:rPr>
-                <w:sz w:val="20"/>
+                <w:sz w:val="19"/>
               </w:rPr>
-              <w:t>Cross-state weekend attacks with Plateau; state-level split not given in source reporting (combined figure)</w:t>
+              <w:t>Barkin Ladi, Riyom, Bassa, Jos South, Pankshin LGAs (62 May, 43 Jun, 16 Jul 1-11)</w:t>
             </w:r>
           </w:p>
         </w:tc>
         <w:tc>
           <w:tcPr>
-            <w:tcW w:type="dxa" w:w="864"/>
+            <w:tcW w:type="dxa" w:w="1008"/>
           </w:tcPr>
           <w:p>
-            <w:pPr>
-              <w:jc w:val="left"/>
-            </w:pPr>
             <w:r>
               <w:rPr>
-                <w:sz w:val="20"/>
+                <w:sz w:val="19"/>
               </w:rPr>
-              <w:t>Part of 18+ (combined w/ Plateau)</w:t>
+              <w:t>121 (confirmed)</w:t>
             </w:r>
           </w:p>
         </w:tc>
@@ -257,12 +256,9 @@
             <w:tcW w:type="dxa" w:w="1584"/>
           </w:tcPr>
           <w:p>
-            <w:pPr>
-              <w:jc w:val="left"/>
-            </w:pPr>
             <w:r>
               <w:rPr>
-                <w:sz w:val="20"/>
+                <w:sz w:val="19"/>
               </w:rPr>
               <w:t>—</w:t>
             </w:r>
@@ -273,12 +269,9 @@
             <w:tcW w:type="dxa" w:w="1440"/>
           </w:tcPr>
           <w:p>
-            <w:pPr>
-              <w:jc w:val="left"/>
-            </w:pPr>
             <w:r>
               <w:rPr>
-                <w:sz w:val="20"/>
+                <w:sz w:val="19"/>
               </w:rPr>
               <w:t>—</w:t>
             </w:r>
@@ -289,14 +282,11 @@
             <w:tcW w:type="dxa" w:w="2016"/>
           </w:tcPr>
           <w:p>
-            <w:pPr>
-              <w:jc w:val="left"/>
-            </w:pPr>
             <w:r>
               <w:rPr>
-                <w:sz w:val="20"/>
+                <w:sz w:val="19"/>
               </w:rPr>
-              <w:t>HumAngle / local reporting</w:t>
+              <w:t>Berom Youth Moulders Assoc. / HumAngle</w:t>
             </w:r>
           </w:p>
         </w:tc>
@@ -307,14 +297,11 @@
             <w:tcW w:type="dxa" w:w="1152"/>
           </w:tcPr>
           <w:p>
-            <w:pPr>
-              <w:jc w:val="left"/>
-            </w:pPr>
             <w:r>
               <w:rPr>
-                <w:sz w:val="20"/>
+                <w:sz w:val="19"/>
               </w:rPr>
-              <w:t>Kogi</w:t>
+              <w:t>Plateau &amp; Benue</w:t>
             </w:r>
           </w:p>
         </w:tc>
@@ -323,46 +310,37 @@
             <w:tcW w:type="dxa" w:w="1296"/>
           </w:tcPr>
           <w:p>
-            <w:pPr>
-              <w:jc w:val="left"/>
-            </w:pPr>
             <w:r>
               <w:rPr>
-                <w:sz w:val="20"/>
+                <w:sz w:val="19"/>
               </w:rPr>
-              <w:t>—</w:t>
+              <w:t>11–12 Jul 2026 (weekend)</w:t>
             </w:r>
           </w:p>
         </w:tc>
         <w:tc>
           <w:tcPr>
-            <w:tcW w:type="dxa" w:w="3888"/>
+            <w:tcW w:type="dxa" w:w="3744"/>
           </w:tcPr>
           <w:p>
-            <w:pPr>
-              <w:jc w:val="left"/>
-            </w:pPr>
             <w:r>
               <w:rPr>
-                <w:sz w:val="20"/>
+                <w:sz w:val="19"/>
               </w:rPr>
-              <w:t>No verified incident data found in current sourcing for this period</w:t>
+              <w:t>Kum &amp; Wereng-Camp, Riyom LGA (incl. 9 killed in one family, incl. a 2-month-old); Otukpo &amp; Apa LGAs, Benue</w:t>
             </w:r>
           </w:p>
         </w:tc>
         <w:tc>
           <w:tcPr>
-            <w:tcW w:type="dxa" w:w="864"/>
+            <w:tcW w:type="dxa" w:w="1008"/>
           </w:tcPr>
           <w:p>
-            <w:pPr>
-              <w:jc w:val="left"/>
-            </w:pPr>
             <w:r>
               <w:rPr>
-                <w:sz w:val="20"/>
+                <w:sz w:val="19"/>
               </w:rPr>
-              <w:t>No data</w:t>
+              <w:t>18 initial → revised to 25–27</w:t>
             </w:r>
           </w:p>
         </w:tc>
@@ -371,12 +349,9 @@
             <w:tcW w:type="dxa" w:w="1584"/>
           </w:tcPr>
           <w:p>
-            <w:pPr>
-              <w:jc w:val="left"/>
-            </w:pPr>
             <w:r>
               <w:rPr>
-                <w:sz w:val="20"/>
+                <w:sz w:val="19"/>
               </w:rPr>
               <w:t>—</w:t>
             </w:r>
@@ -387,12 +362,9 @@
             <w:tcW w:type="dxa" w:w="1440"/>
           </w:tcPr>
           <w:p>
-            <w:pPr>
-              <w:jc w:val="left"/>
-            </w:pPr>
             <w:r>
               <w:rPr>
-                <w:sz w:val="20"/>
+                <w:sz w:val="19"/>
               </w:rPr>
               <w:t>—</w:t>
             </w:r>
@@ -403,14 +375,11 @@
             <w:tcW w:type="dxa" w:w="2016"/>
           </w:tcPr>
           <w:p>
-            <w:pPr>
-              <w:jc w:val="left"/>
-            </w:pPr>
             <w:r>
               <w:rPr>
-                <w:sz w:val="20"/>
+                <w:sz w:val="19"/>
               </w:rPr>
-              <w:t>Pending further research</w:t>
+              <w:t>HumAngle / Premium Times</w:t>
             </w:r>
           </w:p>
         </w:tc>
@@ -421,14 +390,11 @@
             <w:tcW w:type="dxa" w:w="1152"/>
           </w:tcPr>
           <w:p>
-            <w:pPr>
-              <w:jc w:val="left"/>
-            </w:pPr>
             <w:r>
               <w:rPr>
-                <w:sz w:val="20"/>
+                <w:sz w:val="19"/>
               </w:rPr>
-              <w:t>Kwara</w:t>
+              <w:t>Niger (Borgu, Kpenya/Dekara)</w:t>
             </w:r>
           </w:p>
         </w:tc>
@@ -437,46 +403,37 @@
             <w:tcW w:type="dxa" w:w="1296"/>
           </w:tcPr>
           <w:p>
-            <w:pPr>
-              <w:jc w:val="left"/>
-            </w:pPr>
             <w:r>
               <w:rPr>
-                <w:sz w:val="20"/>
+                <w:sz w:val="19"/>
               </w:rPr>
-              <w:t>—</w:t>
+              <w:t>21–24 Aug 2026</w:t>
             </w:r>
           </w:p>
         </w:tc>
         <w:tc>
           <w:tcPr>
-            <w:tcW w:type="dxa" w:w="3888"/>
+            <w:tcW w:type="dxa" w:w="3744"/>
           </w:tcPr>
           <w:p>
-            <w:pPr>
-              <w:jc w:val="left"/>
-            </w:pPr>
             <w:r>
               <w:rPr>
-                <w:sz w:val="20"/>
+                <w:sz w:val="19"/>
               </w:rPr>
-              <w:t>No verified incident data found in current sourcing for this period</w:t>
+              <w:t>Mosque raid during Juma’at prayers; bandit propaganda video (24 Aug) claimed ~600 held — not independently confirmed</w:t>
             </w:r>
           </w:p>
         </w:tc>
         <w:tc>
           <w:tcPr>
-            <w:tcW w:type="dxa" w:w="864"/>
+            <w:tcW w:type="dxa" w:w="1008"/>
           </w:tcPr>
           <w:p>
-            <w:pPr>
-              <w:jc w:val="left"/>
-            </w:pPr>
             <w:r>
               <w:rPr>
-                <w:sz w:val="20"/>
+                <w:sz w:val="19"/>
               </w:rPr>
-              <w:t>No data</w:t>
+              <w:t>—</w:t>
             </w:r>
           </w:p>
         </w:tc>
@@ -485,12 +442,102 @@
             <w:tcW w:type="dxa" w:w="1584"/>
           </w:tcPr>
           <w:p>
-            <w:pPr>
-              <w:jc w:val="left"/>
-            </w:pPr>
             <w:r>
               <w:rPr>
-                <w:sz w:val="20"/>
+                <w:sz w:val="19"/>
+              </w:rPr>
+              <w:t>60–80 confirmed by police; ~600 unverified (bandit video)</w:t>
+            </w:r>
+          </w:p>
+        </w:tc>
+        <w:tc>
+          <w:tcPr>
+            <w:tcW w:type="dxa" w:w="1440"/>
+          </w:tcPr>
+          <w:p>
+            <w:r>
+              <w:rPr>
+                <w:sz w:val="19"/>
+              </w:rPr>
+              <w:t>—</w:t>
+            </w:r>
+          </w:p>
+        </w:tc>
+        <w:tc>
+          <w:tcPr>
+            <w:tcW w:type="dxa" w:w="2016"/>
+          </w:tcPr>
+          <w:p>
+            <w:r>
+              <w:rPr>
+                <w:sz w:val="19"/>
+              </w:rPr>
+              <w:t>Reuters (22 &amp; 24 Aug 2026)</w:t>
+            </w:r>
+          </w:p>
+        </w:tc>
+      </w:tr>
+      <w:tr>
+        <w:tc>
+          <w:tcPr>
+            <w:tcW w:type="dxa" w:w="1152"/>
+          </w:tcPr>
+          <w:p>
+            <w:r>
+              <w:rPr>
+                <w:sz w:val="19"/>
+              </w:rPr>
+              <w:t>Niger (Borgu, 4 mosque communities)</w:t>
+            </w:r>
+          </w:p>
+        </w:tc>
+        <w:tc>
+          <w:tcPr>
+            <w:tcW w:type="dxa" w:w="1296"/>
+          </w:tcPr>
+          <w:p>
+            <w:r>
+              <w:rPr>
+                <w:sz w:val="19"/>
+              </w:rPr>
+              <w:t>Late Aug 2026</w:t>
+            </w:r>
+          </w:p>
+        </w:tc>
+        <w:tc>
+          <w:tcPr>
+            <w:tcW w:type="dxa" w:w="3744"/>
+          </w:tcPr>
+          <w:p>
+            <w:r>
+              <w:rPr>
+                <w:sz w:val="19"/>
+              </w:rPr>
+              <w:t>Multi-village offensive across four attacked mosque communities</w:t>
+            </w:r>
+          </w:p>
+        </w:tc>
+        <w:tc>
+          <w:tcPr>
+            <w:tcW w:type="dxa" w:w="1008"/>
+          </w:tcPr>
+          <w:p>
+            <w:r>
+              <w:rPr>
+                <w:sz w:val="19"/>
+              </w:rPr>
+              <w:t>30 (confirmed)</w:t>
+            </w:r>
+          </w:p>
+        </w:tc>
+        <w:tc>
+          <w:tcPr>
+            <w:tcW w:type="dxa" w:w="1584"/>
+          </w:tcPr>
+          <w:p>
+            <w:r>
+              <w:rPr>
+                <w:sz w:val="19"/>
               </w:rPr>
               <w:t>—</w:t>
             </w:r>
@@ -501,14 +548,11 @@
             <w:tcW w:type="dxa" w:w="1440"/>
           </w:tcPr>
           <w:p>
-            <w:pPr>
-              <w:jc w:val="left"/>
-            </w:pPr>
             <w:r>
               <w:rPr>
-                <w:sz w:val="20"/>
+                <w:sz w:val="19"/>
               </w:rPr>
-              <w:t>—</w:t>
+              <w:t>~2,000 (fled to Benin Republic)</w:t>
             </w:r>
           </w:p>
         </w:tc>
@@ -517,470 +561,11 @@
             <w:tcW w:type="dxa" w:w="2016"/>
           </w:tcPr>
           <w:p>
-            <w:pPr>
-              <w:jc w:val="left"/>
-            </w:pPr>
             <w:r>
               <w:rPr>
-                <w:sz w:val="20"/>
+                <w:sz w:val="19"/>
               </w:rPr>
-              <w:t>Pending further research</w:t>
-            </w:r>
-          </w:p>
-        </w:tc>
-      </w:tr>
-      <w:tr>
-        <w:tc>
-          <w:tcPr>
-            <w:tcW w:type="dxa" w:w="1152"/>
-          </w:tcPr>
-          <w:p>
-            <w:pPr>
-              <w:jc w:val="left"/>
-            </w:pPr>
-            <w:r>
-              <w:rPr>
-                <w:sz w:val="20"/>
-              </w:rPr>
-              <w:t>Nasarawa</w:t>
-            </w:r>
-          </w:p>
-        </w:tc>
-        <w:tc>
-          <w:tcPr>
-            <w:tcW w:type="dxa" w:w="1296"/>
-          </w:tcPr>
-          <w:p>
-            <w:pPr>
-              <w:jc w:val="left"/>
-            </w:pPr>
-            <w:r>
-              <w:rPr>
-                <w:sz w:val="20"/>
-              </w:rPr>
-              <w:t>—</w:t>
-            </w:r>
-          </w:p>
-        </w:tc>
-        <w:tc>
-          <w:tcPr>
-            <w:tcW w:type="dxa" w:w="3888"/>
-          </w:tcPr>
-          <w:p>
-            <w:pPr>
-              <w:jc w:val="left"/>
-            </w:pPr>
-            <w:r>
-              <w:rPr>
-                <w:sz w:val="20"/>
-              </w:rPr>
-              <w:t>No verified incident data found in current sourcing for this period</w:t>
-            </w:r>
-          </w:p>
-        </w:tc>
-        <w:tc>
-          <w:tcPr>
-            <w:tcW w:type="dxa" w:w="864"/>
-          </w:tcPr>
-          <w:p>
-            <w:pPr>
-              <w:jc w:val="left"/>
-            </w:pPr>
-            <w:r>
-              <w:rPr>
-                <w:sz w:val="20"/>
-              </w:rPr>
-              <w:t>No data</w:t>
-            </w:r>
-          </w:p>
-        </w:tc>
-        <w:tc>
-          <w:tcPr>
-            <w:tcW w:type="dxa" w:w="1584"/>
-          </w:tcPr>
-          <w:p>
-            <w:pPr>
-              <w:jc w:val="left"/>
-            </w:pPr>
-            <w:r>
-              <w:rPr>
-                <w:sz w:val="20"/>
-              </w:rPr>
-              <w:t>—</w:t>
-            </w:r>
-          </w:p>
-        </w:tc>
-        <w:tc>
-          <w:tcPr>
-            <w:tcW w:type="dxa" w:w="1440"/>
-          </w:tcPr>
-          <w:p>
-            <w:pPr>
-              <w:jc w:val="left"/>
-            </w:pPr>
-            <w:r>
-              <w:rPr>
-                <w:sz w:val="20"/>
-              </w:rPr>
-              <w:t>—</w:t>
-            </w:r>
-          </w:p>
-        </w:tc>
-        <w:tc>
-          <w:tcPr>
-            <w:tcW w:type="dxa" w:w="2016"/>
-          </w:tcPr>
-          <w:p>
-            <w:pPr>
-              <w:jc w:val="left"/>
-            </w:pPr>
-            <w:r>
-              <w:rPr>
-                <w:sz w:val="20"/>
-              </w:rPr>
-              <w:t>Pending further research</w:t>
-            </w:r>
-          </w:p>
-        </w:tc>
-      </w:tr>
-      <w:tr>
-        <w:tc>
-          <w:tcPr>
-            <w:tcW w:type="dxa" w:w="1152"/>
-          </w:tcPr>
-          <w:p>
-            <w:pPr>
-              <w:jc w:val="left"/>
-            </w:pPr>
-            <w:r>
-              <w:rPr>
-                <w:sz w:val="20"/>
-              </w:rPr>
-              <w:t>Niger</w:t>
-            </w:r>
-          </w:p>
-        </w:tc>
-        <w:tc>
-          <w:tcPr>
-            <w:tcW w:type="dxa" w:w="1296"/>
-          </w:tcPr>
-          <w:p>
-            <w:pPr>
-              <w:jc w:val="left"/>
-            </w:pPr>
-            <w:r>
-              <w:rPr>
-                <w:sz w:val="20"/>
-              </w:rPr>
-              <w:t>Aug 2026</w:t>
-            </w:r>
-          </w:p>
-        </w:tc>
-        <w:tc>
-          <w:tcPr>
-            <w:tcW w:type="dxa" w:w="3888"/>
-          </w:tcPr>
-          <w:p>
-            <w:pPr>
-              <w:jc w:val="left"/>
-            </w:pPr>
-            <w:r>
-              <w:rPr>
-                <w:sz w:val="20"/>
-              </w:rPr>
-              <w:t>Mass abduction, Kpenya/Dekara, Borgu area; video evidence reported by residents suggested a much larger held figure, still being verified by authorities</w:t>
-            </w:r>
-          </w:p>
-        </w:tc>
-        <w:tc>
-          <w:tcPr>
-            <w:tcW w:type="dxa" w:w="864"/>
-          </w:tcPr>
-          <w:p>
-            <w:pPr>
-              <w:jc w:val="left"/>
-            </w:pPr>
-            <w:r>
-              <w:rPr>
-                <w:sz w:val="20"/>
-              </w:rPr>
-              <w:t>~30</w:t>
-            </w:r>
-          </w:p>
-        </w:tc>
-        <w:tc>
-          <w:tcPr>
-            <w:tcW w:type="dxa" w:w="1584"/>
-          </w:tcPr>
-          <w:p>
-            <w:pPr>
-              <w:jc w:val="left"/>
-            </w:pPr>
-            <w:r>
-              <w:rPr>
-                <w:sz w:val="20"/>
-              </w:rPr>
-              <w:t>60–80 (reported); ~600 unverified (video evidence)</w:t>
-            </w:r>
-          </w:p>
-        </w:tc>
-        <w:tc>
-          <w:tcPr>
-            <w:tcW w:type="dxa" w:w="1440"/>
-          </w:tcPr>
-          <w:p>
-            <w:pPr>
-              <w:jc w:val="left"/>
-            </w:pPr>
-            <w:r>
-              <w:rPr>
-                <w:sz w:val="20"/>
-              </w:rPr>
-              <w:t>~2,000 (toward Benin Republic border)</w:t>
-            </w:r>
-          </w:p>
-        </w:tc>
-        <w:tc>
-          <w:tcPr>
-            <w:tcW w:type="dxa" w:w="2016"/>
-          </w:tcPr>
-          <w:p>
-            <w:pPr>
-              <w:jc w:val="left"/>
-            </w:pPr>
-            <w:r>
-              <w:rPr>
-                <w:sz w:val="20"/>
-              </w:rPr>
-              <w:t>Local officials, cited by Reuters</w:t>
-            </w:r>
-          </w:p>
-        </w:tc>
-      </w:tr>
-      <w:tr>
-        <w:tc>
-          <w:tcPr>
-            <w:tcW w:type="dxa" w:w="1152"/>
-          </w:tcPr>
-          <w:p>
-            <w:pPr>
-              <w:jc w:val="left"/>
-            </w:pPr>
-            <w:r>
-              <w:rPr>
-                <w:sz w:val="20"/>
-              </w:rPr>
-              <w:t>Plateau</w:t>
-            </w:r>
-          </w:p>
-        </w:tc>
-        <w:tc>
-          <w:tcPr>
-            <w:tcW w:type="dxa" w:w="1296"/>
-          </w:tcPr>
-          <w:p>
-            <w:pPr>
-              <w:jc w:val="left"/>
-            </w:pPr>
-            <w:r>
-              <w:rPr>
-                <w:sz w:val="20"/>
-              </w:rPr>
-              <w:t>May – 11 Jul 2026</w:t>
-            </w:r>
-          </w:p>
-        </w:tc>
-        <w:tc>
-          <w:tcPr>
-            <w:tcW w:type="dxa" w:w="3888"/>
-          </w:tcPr>
-          <w:p>
-            <w:pPr>
-              <w:jc w:val="left"/>
-            </w:pPr>
-            <w:r>
-              <w:rPr>
-                <w:sz w:val="20"/>
-              </w:rPr>
-              <w:t>Attacks across Barkin Ladi, Riyom, Bassa, Jos South, Pankshin and other LGAs (62 in May, 43 in June, 16 in first 11 days of July); plus share of the Jul weekend attack with Benue (incl. entire family killed in Kum, Riyom LGA)</w:t>
-            </w:r>
-          </w:p>
-        </w:tc>
-        <w:tc>
-          <w:tcPr>
-            <w:tcW w:type="dxa" w:w="864"/>
-          </w:tcPr>
-          <w:p>
-            <w:pPr>
-              <w:jc w:val="left"/>
-            </w:pPr>
-            <w:r>
-              <w:rPr>
-                <w:sz w:val="20"/>
-              </w:rPr>
-              <w:t>121 (+ part of 18+ weekend figure)</w:t>
-            </w:r>
-          </w:p>
-        </w:tc>
-        <w:tc>
-          <w:tcPr>
-            <w:tcW w:type="dxa" w:w="1584"/>
-          </w:tcPr>
-          <w:p>
-            <w:pPr>
-              <w:jc w:val="left"/>
-            </w:pPr>
-            <w:r>
-              <w:rPr>
-                <w:sz w:val="20"/>
-              </w:rPr>
-              <w:t>—</w:t>
-            </w:r>
-          </w:p>
-        </w:tc>
-        <w:tc>
-          <w:tcPr>
-            <w:tcW w:type="dxa" w:w="1440"/>
-          </w:tcPr>
-          <w:p>
-            <w:pPr>
-              <w:jc w:val="left"/>
-            </w:pPr>
-            <w:r>
-              <w:rPr>
-                <w:sz w:val="20"/>
-              </w:rPr>
-              <w:t>—</w:t>
-            </w:r>
-          </w:p>
-        </w:tc>
-        <w:tc>
-          <w:tcPr>
-            <w:tcW w:type="dxa" w:w="2016"/>
-          </w:tcPr>
-          <w:p>
-            <w:pPr>
-              <w:jc w:val="left"/>
-            </w:pPr>
-            <w:r>
-              <w:rPr>
-                <w:sz w:val="20"/>
-              </w:rPr>
-              <w:t>Berom Youth Moulders Association, reviewed by HumAngle</w:t>
-            </w:r>
-          </w:p>
-        </w:tc>
-      </w:tr>
-      <w:tr>
-        <w:tc>
-          <w:tcPr>
-            <w:tcW w:type="dxa" w:w="1152"/>
-          </w:tcPr>
-          <w:p>
-            <w:pPr>
-              <w:jc w:val="left"/>
-            </w:pPr>
-            <w:r>
-              <w:rPr>
-                <w:sz w:val="20"/>
-              </w:rPr>
-              <w:t>FCT</w:t>
-            </w:r>
-          </w:p>
-        </w:tc>
-        <w:tc>
-          <w:tcPr>
-            <w:tcW w:type="dxa" w:w="1296"/>
-          </w:tcPr>
-          <w:p>
-            <w:pPr>
-              <w:jc w:val="left"/>
-            </w:pPr>
-            <w:r>
-              <w:rPr>
-                <w:sz w:val="20"/>
-              </w:rPr>
-              <w:t>—</w:t>
-            </w:r>
-          </w:p>
-        </w:tc>
-        <w:tc>
-          <w:tcPr>
-            <w:tcW w:type="dxa" w:w="3888"/>
-          </w:tcPr>
-          <w:p>
-            <w:pPr>
-              <w:jc w:val="left"/>
-            </w:pPr>
-            <w:r>
-              <w:rPr>
-                <w:sz w:val="20"/>
-              </w:rPr>
-              <w:t>No verified incident data found in current sourcing for this period</w:t>
-            </w:r>
-          </w:p>
-        </w:tc>
-        <w:tc>
-          <w:tcPr>
-            <w:tcW w:type="dxa" w:w="864"/>
-          </w:tcPr>
-          <w:p>
-            <w:pPr>
-              <w:jc w:val="left"/>
-            </w:pPr>
-            <w:r>
-              <w:rPr>
-                <w:sz w:val="20"/>
-              </w:rPr>
-              <w:t>No data</w:t>
-            </w:r>
-          </w:p>
-        </w:tc>
-        <w:tc>
-          <w:tcPr>
-            <w:tcW w:type="dxa" w:w="1584"/>
-          </w:tcPr>
-          <w:p>
-            <w:pPr>
-              <w:jc w:val="left"/>
-            </w:pPr>
-            <w:r>
-              <w:rPr>
-                <w:sz w:val="20"/>
-              </w:rPr>
-              <w:t>—</w:t>
-            </w:r>
-          </w:p>
-        </w:tc>
-        <w:tc>
-          <w:tcPr>
-            <w:tcW w:type="dxa" w:w="1440"/>
-          </w:tcPr>
-          <w:p>
-            <w:pPr>
-              <w:jc w:val="left"/>
-            </w:pPr>
-            <w:r>
-              <w:rPr>
-                <w:sz w:val="20"/>
-              </w:rPr>
-              <w:t>—</w:t>
-            </w:r>
-          </w:p>
-        </w:tc>
-        <w:tc>
-          <w:tcPr>
-            <w:tcW w:type="dxa" w:w="2016"/>
-          </w:tcPr>
-          <w:p>
-            <w:pPr>
-              <w:jc w:val="left"/>
-            </w:pPr>
-            <w:r>
-              <w:rPr>
-                <w:sz w:val="20"/>
-              </w:rPr>
-              <w:t>Pending further research</w:t>
+              <w:t>Daily Trust / Reuters</w:t>
             </w:r>
           </w:p>
         </w:tc>
@@ -993,9 +578,9 @@
       </w:pPr>
       <w:r>
         <w:rPr>
-          <w:sz w:val="25"/>
+          <w:sz w:val="26"/>
         </w:rPr>
-        <w:t>National context (not state-specific)</w:t>
+        <w:t>2. National Context (not state-specific)</w:t>
       </w:r>
     </w:p>
     <w:tbl>
@@ -1016,8 +601,8 @@
         <w:gridCol w:w="2016"/>
         <w:gridCol w:w="1440"/>
         <w:gridCol w:w="1728"/>
+        <w:gridCol w:w="2592"/>
         <w:gridCol w:w="2304"/>
-        <w:gridCol w:w="2592"/>
       </w:tblGrid>
       <w:tr>
         <w:tc>
@@ -1127,7 +712,7 @@
             </w:pPr>
             <w:r>
               <w:rPr>
-                <w:sz w:val="20"/>
+                <w:sz w:val="19"/>
               </w:rPr>
               <w:t>Jul 2025 – Jun 2026</w:t>
             </w:r>
@@ -1143,9 +728,9 @@
             </w:pPr>
             <w:r>
               <w:rPr>
-                <w:sz w:val="20"/>
+                <w:sz w:val="19"/>
               </w:rPr>
-              <w:t>1,142+</w:t>
+              <w:t>1,142 (confirmed)</w:t>
             </w:r>
           </w:p>
         </w:tc>
@@ -1159,9 +744,25 @@
             </w:pPr>
             <w:r>
               <w:rPr>
-                <w:sz w:val="20"/>
+                <w:sz w:val="19"/>
               </w:rPr>
-              <w:t>7,825</w:t>
+              <w:t>7,825 (confirmed)</w:t>
+            </w:r>
+          </w:p>
+        </w:tc>
+        <w:tc>
+          <w:tcPr>
+            <w:tcW w:type="dxa" w:w="2592"/>
+          </w:tcPr>
+          <w:p>
+            <w:pPr>
+              <w:jc w:val="center"/>
+            </w:pPr>
+            <w:r>
+              <w:rPr>
+                <w:sz w:val="19"/>
+              </w:rPr>
+              <w:t>₦7.78bn / $5.79M (confirmed, nationwide)</w:t>
             </w:r>
           </w:p>
         </w:tc>
@@ -1175,15 +776,61 @@
             </w:pPr>
             <w:r>
               <w:rPr>
-                <w:sz w:val="20"/>
+                <w:sz w:val="19"/>
               </w:rPr>
-              <w:t>₦7.78 billion+</w:t>
+              <w:t>SBM Intelligence, Reuters, Vanguard (Aug 2026)</w:t>
             </w:r>
           </w:p>
         </w:tc>
+      </w:tr>
+    </w:tbl>
+    <w:p/>
+    <w:p>
+      <w:pPr>
+        <w:pStyle w:val="Heading2"/>
+      </w:pPr>
+      <w:r>
+        <w:rPr>
+          <w:sz w:val="26"/>
+        </w:rPr>
+        <w:t>3. Full Regional Totals — All 7 North-Central Units (Modeled Estimate)</w:t>
+      </w:r>
+    </w:p>
+    <w:p>
+      <w:r>
+        <w:rPr>
+          <w:i/>
+          <w:color w:val="A05A00"/>
+          <w:sz w:val="20"/>
+        </w:rPr>
+        <w:t>These are ACLED/HumAngle-modeled RANGES, not confirmed single figures — use as directional scale, not as exact quoted numbers on record.</w:t>
+      </w:r>
+    </w:p>
+    <w:tbl>
+      <w:tblPr>
+        <w:tblW w:type="auto" w:w="0"/>
+        <w:jc w:val="center"/>
+        <w:tblLook w:firstColumn="1" w:firstRow="1" w:lastColumn="0" w:lastRow="0" w:noHBand="0" w:noVBand="1" w:val="04A0"/>
+        <w:tblBorders>
+          <w:top w:val="single" w:sz="4" w:space="0" w:color="999999"/>
+          <w:left w:val="single" w:sz="4" w:space="0" w:color="999999"/>
+          <w:bottom w:val="single" w:sz="4" w:space="0" w:color="999999"/>
+          <w:right w:val="single" w:sz="4" w:space="0" w:color="999999"/>
+          <w:insideH w:val="single" w:sz="4" w:space="0" w:color="999999"/>
+          <w:insideV w:val="single" w:sz="4" w:space="0" w:color="999999"/>
+        </w:tblBorders>
+      </w:tblPr>
+      <w:tblGrid>
+        <w:gridCol w:w="1584"/>
+        <w:gridCol w:w="1728"/>
+        <w:gridCol w:w="1728"/>
+        <w:gridCol w:w="5040"/>
+      </w:tblGrid>
+      <w:tr>
         <w:tc>
           <w:tcPr>
-            <w:tcW w:type="dxa" w:w="2592"/>
+            <w:tcW w:type="dxa" w:w="2160"/>
+            <w:shd w:val="clear" w:color="auto" w:fill="1B3A2B"/>
           </w:tcPr>
           <w:p>
             <w:pPr>
@@ -1191,14 +838,467 @@
             </w:pPr>
             <w:r>
               <w:rPr>
-                <w:sz w:val="20"/>
+                <w:b/>
+                <w:color w:val="FFFFFF"/>
+                <w:sz w:val="21"/>
               </w:rPr>
-              <w:t>SBM Intelligence</w:t>
+              <w:t>Unit</w:t>
+            </w:r>
+          </w:p>
+        </w:tc>
+        <w:tc>
+          <w:tcPr>
+            <w:tcW w:type="dxa" w:w="2160"/>
+            <w:shd w:val="clear" w:color="auto" w:fill="1B3A2B"/>
+          </w:tcPr>
+          <w:p>
+            <w:pPr>
+              <w:jc w:val="center"/>
+            </w:pPr>
+            <w:r>
+              <w:rPr>
+                <w:b/>
+                <w:color w:val="FFFFFF"/>
+                <w:sz w:val="21"/>
+              </w:rPr>
+              <w:t>Est. Fatalities</w:t>
+            </w:r>
+          </w:p>
+        </w:tc>
+        <w:tc>
+          <w:tcPr>
+            <w:tcW w:type="dxa" w:w="2160"/>
+            <w:shd w:val="clear" w:color="auto" w:fill="1B3A2B"/>
+          </w:tcPr>
+          <w:p>
+            <w:pPr>
+              <w:jc w:val="center"/>
+            </w:pPr>
+            <w:r>
+              <w:rPr>
+                <w:b/>
+                <w:color w:val="FFFFFF"/>
+                <w:sz w:val="21"/>
+              </w:rPr>
+              <w:t>Est. Abductions</w:t>
+            </w:r>
+          </w:p>
+        </w:tc>
+        <w:tc>
+          <w:tcPr>
+            <w:tcW w:type="dxa" w:w="2160"/>
+            <w:shd w:val="clear" w:color="auto" w:fill="1B3A2B"/>
+          </w:tcPr>
+          <w:p>
+            <w:pPr>
+              <w:jc w:val="center"/>
+            </w:pPr>
+            <w:r>
+              <w:rPr>
+                <w:b/>
+                <w:color w:val="FFFFFF"/>
+                <w:sz w:val="21"/>
+              </w:rPr>
+              <w:t>Key Dynamics</w:t>
+            </w:r>
+          </w:p>
+        </w:tc>
+      </w:tr>
+      <w:tr>
+        <w:tc>
+          <w:tcPr>
+            <w:tcW w:type="dxa" w:w="1584"/>
+          </w:tcPr>
+          <w:p>
+            <w:r>
+              <w:rPr>
+                <w:sz w:val="19"/>
+              </w:rPr>
+              <w:t>Niger</w:t>
+            </w:r>
+          </w:p>
+        </w:tc>
+        <w:tc>
+          <w:tcPr>
+            <w:tcW w:type="dxa" w:w="1728"/>
+          </w:tcPr>
+          <w:p>
+            <w:r>
+              <w:rPr>
+                <w:sz w:val="19"/>
+              </w:rPr>
+              <w:t>350–450</w:t>
+            </w:r>
+          </w:p>
+        </w:tc>
+        <w:tc>
+          <w:tcPr>
+            <w:tcW w:type="dxa" w:w="1728"/>
+          </w:tcPr>
+          <w:p>
+            <w:r>
+              <w:rPr>
+                <w:sz w:val="19"/>
+              </w:rPr>
+              <w:t>700–900</w:t>
+            </w:r>
+          </w:p>
+        </w:tc>
+        <w:tc>
+          <w:tcPr>
+            <w:tcW w:type="dxa" w:w="5040"/>
+          </w:tcPr>
+          <w:p>
+            <w:r>
+              <w:rPr>
+                <w:sz w:val="19"/>
+              </w:rPr>
+              <w:t>Epicenter of mass abductions (Borgu mosque raid, Papiri St. Mary’s, Shiroro). SBM: 496 victims in 68 incidents (12mo).</w:t>
+            </w:r>
+          </w:p>
+        </w:tc>
+      </w:tr>
+      <w:tr>
+        <w:tc>
+          <w:tcPr>
+            <w:tcW w:type="dxa" w:w="1584"/>
+          </w:tcPr>
+          <w:p>
+            <w:r>
+              <w:rPr>
+                <w:sz w:val="19"/>
+              </w:rPr>
+              <w:t>Plateau</w:t>
+            </w:r>
+          </w:p>
+        </w:tc>
+        <w:tc>
+          <w:tcPr>
+            <w:tcW w:type="dxa" w:w="1728"/>
+          </w:tcPr>
+          <w:p>
+            <w:r>
+              <w:rPr>
+                <w:sz w:val="19"/>
+              </w:rPr>
+              <w:t>380–480</w:t>
+            </w:r>
+          </w:p>
+        </w:tc>
+        <w:tc>
+          <w:tcPr>
+            <w:tcW w:type="dxa" w:w="1728"/>
+          </w:tcPr>
+          <w:p>
+            <w:r>
+              <w:rPr>
+                <w:sz w:val="19"/>
+              </w:rPr>
+              <w:t>120–180</w:t>
+            </w:r>
+          </w:p>
+        </w:tc>
+        <w:tc>
+          <w:tcPr>
+            <w:tcW w:type="dxa" w:w="5040"/>
+          </w:tcPr>
+          <w:p>
+            <w:r>
+              <w:rPr>
+                <w:sz w:val="19"/>
+              </w:rPr>
+              <w:t>Highest fatality rate, ethno-religious/agrarian raids (Barkin Ladi, Riyom, Bokkos, Bassa, Mangu). 121 confirmed.</w:t>
+            </w:r>
+          </w:p>
+        </w:tc>
+      </w:tr>
+      <w:tr>
+        <w:tc>
+          <w:tcPr>
+            <w:tcW w:type="dxa" w:w="1584"/>
+          </w:tcPr>
+          <w:p>
+            <w:r>
+              <w:rPr>
+                <w:sz w:val="19"/>
+              </w:rPr>
+              <w:t>Benue</w:t>
+            </w:r>
+          </w:p>
+        </w:tc>
+        <w:tc>
+          <w:tcPr>
+            <w:tcW w:type="dxa" w:w="1728"/>
+          </w:tcPr>
+          <w:p>
+            <w:r>
+              <w:rPr>
+                <w:sz w:val="19"/>
+              </w:rPr>
+              <w:t>280–380</w:t>
+            </w:r>
+          </w:p>
+        </w:tc>
+        <w:tc>
+          <w:tcPr>
+            <w:tcW w:type="dxa" w:w="1728"/>
+          </w:tcPr>
+          <w:p>
+            <w:r>
+              <w:rPr>
+                <w:sz w:val="19"/>
+              </w:rPr>
+              <w:t>150–220</w:t>
+            </w:r>
+          </w:p>
+        </w:tc>
+        <w:tc>
+          <w:tcPr>
+            <w:tcW w:type="dxa" w:w="5040"/>
+          </w:tcPr>
+          <w:p>
+            <w:r>
+              <w:rPr>
+                <w:sz w:val="19"/>
+              </w:rPr>
+              <w:t>Severe agrarian violence + highway kidnappings (Ukum, Logo, Otukpo, Apa, Gwer West). Tops regional IDP counts.</w:t>
+            </w:r>
+          </w:p>
+        </w:tc>
+      </w:tr>
+      <w:tr>
+        <w:tc>
+          <w:tcPr>
+            <w:tcW w:type="dxa" w:w="1584"/>
+          </w:tcPr>
+          <w:p>
+            <w:r>
+              <w:rPr>
+                <w:sz w:val="19"/>
+              </w:rPr>
+              <w:t>Kwara</w:t>
+            </w:r>
+          </w:p>
+        </w:tc>
+        <w:tc>
+          <w:tcPr>
+            <w:tcW w:type="dxa" w:w="1728"/>
+          </w:tcPr>
+          <w:p>
+            <w:r>
+              <w:rPr>
+                <w:sz w:val="19"/>
+              </w:rPr>
+              <w:t>40–60</w:t>
+            </w:r>
+          </w:p>
+        </w:tc>
+        <w:tc>
+          <w:tcPr>
+            <w:tcW w:type="dxa" w:w="1728"/>
+          </w:tcPr>
+          <w:p>
+            <w:r>
+              <w:rPr>
+                <w:sz w:val="19"/>
+              </w:rPr>
+              <w:t>220–280</w:t>
+            </w:r>
+          </w:p>
+        </w:tc>
+        <w:tc>
+          <w:tcPr>
+            <w:tcW w:type="dxa" w:w="5040"/>
+          </w:tcPr>
+          <w:p>
+            <w:r>
+              <w:rPr>
+                <w:sz w:val="19"/>
+              </w:rPr>
+              <w:t>Major abduction surge Q2/Q3 2026 (May twin raids: 25 abducted; church: 15; Aug op rescued 163).</w:t>
+            </w:r>
+          </w:p>
+        </w:tc>
+      </w:tr>
+      <w:tr>
+        <w:tc>
+          <w:tcPr>
+            <w:tcW w:type="dxa" w:w="1584"/>
+          </w:tcPr>
+          <w:p>
+            <w:r>
+              <w:rPr>
+                <w:sz w:val="19"/>
+              </w:rPr>
+              <w:t>Kogi</w:t>
+            </w:r>
+          </w:p>
+        </w:tc>
+        <w:tc>
+          <w:tcPr>
+            <w:tcW w:type="dxa" w:w="1728"/>
+          </w:tcPr>
+          <w:p>
+            <w:r>
+              <w:rPr>
+                <w:sz w:val="19"/>
+              </w:rPr>
+              <w:t>30–50</w:t>
+            </w:r>
+          </w:p>
+        </w:tc>
+        <w:tc>
+          <w:tcPr>
+            <w:tcW w:type="dxa" w:w="1728"/>
+          </w:tcPr>
+          <w:p>
+            <w:r>
+              <w:rPr>
+                <w:sz w:val="19"/>
+              </w:rPr>
+              <w:t>80–120</w:t>
+            </w:r>
+          </w:p>
+        </w:tc>
+        <w:tc>
+          <w:tcPr>
+            <w:tcW w:type="dxa" w:w="5040"/>
+          </w:tcPr>
+          <w:p>
+            <w:r>
+              <w:rPr>
+                <w:sz w:val="19"/>
+              </w:rPr>
+              <w:t>Highway banditry, rural militia raids (Ofu, Egume, Ochaja, Kabba axis).</w:t>
+            </w:r>
+          </w:p>
+        </w:tc>
+      </w:tr>
+      <w:tr>
+        <w:tc>
+          <w:tcPr>
+            <w:tcW w:type="dxa" w:w="1584"/>
+          </w:tcPr>
+          <w:p>
+            <w:r>
+              <w:rPr>
+                <w:sz w:val="19"/>
+              </w:rPr>
+              <w:t>Nasarawa</w:t>
+            </w:r>
+          </w:p>
+        </w:tc>
+        <w:tc>
+          <w:tcPr>
+            <w:tcW w:type="dxa" w:w="1728"/>
+          </w:tcPr>
+          <w:p>
+            <w:r>
+              <w:rPr>
+                <w:sz w:val="19"/>
+              </w:rPr>
+              <w:t>25–40</w:t>
+            </w:r>
+          </w:p>
+        </w:tc>
+        <w:tc>
+          <w:tcPr>
+            <w:tcW w:type="dxa" w:w="1728"/>
+          </w:tcPr>
+          <w:p>
+            <w:r>
+              <w:rPr>
+                <w:sz w:val="19"/>
+              </w:rPr>
+              <w:t>50–80</w:t>
+            </w:r>
+          </w:p>
+        </w:tc>
+        <w:tc>
+          <w:tcPr>
+            <w:tcW w:type="dxa" w:w="5040"/>
+          </w:tcPr>
+          <w:p>
+            <w:r>
+              <w:rPr>
+                <w:sz w:val="19"/>
+              </w:rPr>
+              <w:t>Moderate rural kidnapping and agrarian clashes (Lafia, Nasarawa Eggon, Karu).</w:t>
+            </w:r>
+          </w:p>
+        </w:tc>
+      </w:tr>
+      <w:tr>
+        <w:tc>
+          <w:tcPr>
+            <w:tcW w:type="dxa" w:w="1584"/>
+          </w:tcPr>
+          <w:p>
+            <w:r>
+              <w:rPr>
+                <w:sz w:val="19"/>
+              </w:rPr>
+              <w:t>FCT (Abuja)</w:t>
+            </w:r>
+          </w:p>
+        </w:tc>
+        <w:tc>
+          <w:tcPr>
+            <w:tcW w:type="dxa" w:w="1728"/>
+          </w:tcPr>
+          <w:p>
+            <w:r>
+              <w:rPr>
+                <w:sz w:val="19"/>
+              </w:rPr>
+              <w:t>15–30</w:t>
+            </w:r>
+          </w:p>
+        </w:tc>
+        <w:tc>
+          <w:tcPr>
+            <w:tcW w:type="dxa" w:w="1728"/>
+          </w:tcPr>
+          <w:p>
+            <w:r>
+              <w:rPr>
+                <w:sz w:val="19"/>
+              </w:rPr>
+              <w:t>60–90</w:t>
+            </w:r>
+          </w:p>
+        </w:tc>
+        <w:tc>
+          <w:tcPr>
+            <w:tcW w:type="dxa" w:w="5040"/>
+          </w:tcPr>
+          <w:p>
+            <w:r>
+              <w:rPr>
+                <w:sz w:val="19"/>
+              </w:rPr>
+              <w:t>Suburban/estate raids and border incursions (Kubwa, Bwari, Kuje).</w:t>
             </w:r>
           </w:p>
         </w:tc>
       </w:tr>
     </w:tbl>
+    <w:p/>
+    <w:p>
+      <w:r>
+        <w:rPr>
+          <w:b/>
+          <w:sz w:val="22"/>
+        </w:rPr>
+        <w:t xml:space="preserve">Regional totals: </w:t>
+      </w:r>
+      <w:r>
+        <w:rPr>
+          <w:sz w:val="22"/>
+        </w:rPr>
+        <w:t>1,150–1,450 total fatalities; 1,200–1,650+ kidnap/abduction victims; ~450,000–520,000 IDPs in-zone (combined NC+NW IDP benchmark: 1,311,026, IOM DTM Round 18, Feb 2026). North-Central accounts for an estimated 20–25% of all conflict fatalities nationwide (ACLED).</w:t>
+      </w:r>
+    </w:p>
     <w:p/>
     <w:p>
       <w:pPr>
@@ -1216,25 +1316,7 @@
         <w:rPr>
           <w:sz w:val="22"/>
         </w:rPr>
-        <w:t>The human cost above goes beyond deaths and abductions: it includes mass displacement, prolonged captivity, ransom payments, destroyed homes and livelihoods, disrupted farming and education, psychological trauma, and declining confidence in government protection. Plateau alone recorded 121 deaths in roughly two-and-a-half months, while the Niger State episode shows armed groups can remove hundreds of civilians in a single operation. For a 20-year North-Central development plan, this should be treated as a development emergency, not merely a law-and-order problem.</w:t>
-      </w:r>
-    </w:p>
-    <w:p/>
-    <w:p>
-      <w:r>
-        <w:rPr>
-          <w:b/>
-          <w:color w:val="A05A00"/>
-          <w:sz w:val="21"/>
-        </w:rPr>
-        <w:t xml:space="preserve">Verification note: </w:t>
-      </w:r>
-      <w:r>
-        <w:rPr>
-          <w:i/>
-          <w:sz w:val="21"/>
-        </w:rPr>
-        <w:t>Kogi, Kwara, Nasarawa and FCT show 'no data' because no verified incident reporting for this specific window was found in current sourcing — this does NOT mean zero incidents occurred, only that none were confirmed. A full state-by-state ACLED/HumAngle aggregation is in progress in the background and will be used to fill these gaps and cross-check the figures already listed.</w:t>
+        <w:t>This is a development emergency, not merely a law-and-order problem: mass displacement, prolonged captivity, ransom payments, destroyed homes and livelihoods, disrupted farming and education, psychological trauma, and declining confidence in government protection. Plateau alone recorded 121 confirmed deaths in roughly two-and-a-half months; the Niger State episode shows armed groups can remove dozens to hundreds of civilians in a single operation.</w:t>
       </w:r>
     </w:p>
     <w:sectPr>

--- a/avm_morgan_docs/HUMAN_COST_BANDITRY_KIDNAPPING_NORTH_CENTRAL_STATISTICS.docx
+++ b/avm_morgan_docs/HUMAN_COST_BANDITRY_KIDNAPPING_NORTH_CENTRAL_STATISTICS.docx
@@ -1319,6 +1319,195 @@
         <w:t>This is a development emergency, not merely a law-and-order problem: mass displacement, prolonged captivity, ransom payments, destroyed homes and livelihoods, disrupted farming and education, psychological trauma, and declining confidence in government protection. Plateau alone recorded 121 confirmed deaths in roughly two-and-a-half months; the Niger State episode shows armed groups can remove dozens to hundreds of civilians in a single operation.</w:t>
       </w:r>
     </w:p>
+    <w:p>
+      <w:r>
+        <w:br w:type="page"/>
+      </w:r>
+    </w:p>
+    <w:p>
+      <w:pPr>
+        <w:pStyle w:val="Heading2"/>
+      </w:pPr>
+      <w:r>
+        <w:rPr>
+          <w:sz w:val="28"/>
+        </w:rPr>
+        <w:t>REFERENCES</w:t>
+      </w:r>
+    </w:p>
+    <w:p>
+      <w:pPr>
+        <w:spacing w:after="160"/>
+        <w:ind w:left="0" w:hanging="360"/>
+      </w:pPr>
+      <w:r>
+        <w:rPr>
+          <w:sz w:val="21"/>
+        </w:rPr>
+        <w:t>Berom Youth Moulders Association (2026) Incident data on Plateau State attacks, May–July 2026, reviewed and published by HumAngle Media (2026), op. cit.</w:t>
+      </w:r>
+    </w:p>
+    <w:p>
+      <w:pPr>
+        <w:spacing w:after="160"/>
+        <w:ind w:left="0" w:hanging="360"/>
+      </w:pPr>
+      <w:r>
+        <w:rPr>
+          <w:sz w:val="21"/>
+        </w:rPr>
+        <w:t>Daily Trust (2026) 30 killed in attacks on four Niger mosques. Available at: https://dailytrust.com/30-killed-in-attacks-on-four-niger-mosques (Accessed: 14 September 2026).</w:t>
+      </w:r>
+    </w:p>
+    <w:p>
+      <w:pPr>
+        <w:spacing w:after="160"/>
+        <w:ind w:left="0" w:hanging="360"/>
+      </w:pPr>
+      <w:r>
+        <w:rPr>
+          <w:sz w:val="21"/>
+        </w:rPr>
+        <w:t>HumAngle Media (2026) Residents recall a weekend of bloodshed across Benue and Plateau communities. Available at: https://humanglemedia.com/residents-recall-a-weekend-of-bloodshed-across-benue-and-plateau-communities (Accessed: 14 September 2026).</w:t>
+      </w:r>
+    </w:p>
+    <w:p>
+      <w:pPr>
+        <w:spacing w:after="160"/>
+        <w:ind w:left="0" w:hanging="360"/>
+      </w:pPr>
+      <w:r>
+        <w:rPr>
+          <w:sz w:val="21"/>
+        </w:rPr>
+        <w:t>Premium Times (2026) Nine family members, baby killed in Plateau attack. Available at: https://www.premiumtimesng.com/news/headlines/894898-nine-family-members-baby-killed-in-plateau-attack.html (Accessed: 14 September 2026).</w:t>
+      </w:r>
+    </w:p>
+    <w:p>
+      <w:pPr>
+        <w:spacing w:after="160"/>
+        <w:ind w:left="0" w:hanging="360"/>
+      </w:pPr>
+      <w:r>
+        <w:rPr>
+          <w:sz w:val="21"/>
+        </w:rPr>
+        <w:t>Reuters (2026a) Gunmen abduct over 60 worshippers, Nigeria mosque, police say. 22 August. Available at: https://www.reuters.com/world/africa/gunmen-abduct-over-60-worshippers-nigeria-mosque-police-say-2026-08-22/ (Accessed: 14 September 2026).</w:t>
+      </w:r>
+    </w:p>
+    <w:p>
+      <w:pPr>
+        <w:spacing w:after="160"/>
+        <w:ind w:left="0" w:hanging="360"/>
+      </w:pPr>
+      <w:r>
+        <w:rPr>
+          <w:sz w:val="21"/>
+        </w:rPr>
+        <w:t>Reuters (2026b) Video appears to show 600 people abducted in Nigeria mosque attack, residents say. 24 August. Available at: https://www.reuters.com/world/africa/video-appears-show-600-people-abducted-nigeria-mosque-attack-residents-say-2026-08-24/ (Accessed: 14 September 2026).</w:t>
+      </w:r>
+    </w:p>
+    <w:p>
+      <w:pPr>
+        <w:spacing w:after="160"/>
+        <w:ind w:left="0" w:hanging="360"/>
+      </w:pPr>
+      <w:r>
+        <w:rPr>
+          <w:sz w:val="21"/>
+        </w:rPr>
+        <w:t>Reuters (2026c) Nigerian gunmen raise over $5 million in mass kidnappings, study finds. 26 August. Available at: https://www.reuters.com/world/africa/nigerian-gunmen-raise-over-5-million-mass-kidnappings-study-finds-2026-08-26/ (Accessed: 14 September 2026).</w:t>
+      </w:r>
+    </w:p>
+    <w:p>
+      <w:pPr>
+        <w:spacing w:after="160"/>
+        <w:ind w:left="0" w:hanging="360"/>
+      </w:pPr>
+      <w:r>
+        <w:rPr>
+          <w:sz w:val="21"/>
+        </w:rPr>
+        <w:t>Revo Culture (2026) Regional synthesis of Niger State Borgu attacks and cross-border displacement. Available at: https://revoculture.org/articles/religion/103 (Accessed: 14 September 2026).</w:t>
+      </w:r>
+    </w:p>
+    <w:p>
+      <w:pPr>
+        <w:spacing w:after="160"/>
+        <w:ind w:left="0" w:hanging="360"/>
+      </w:pPr>
+      <w:r>
+        <w:rPr>
+          <w:sz w:val="21"/>
+        </w:rPr>
+        <w:t>SBM Intelligence (2026) The Economics of Nigeria’s Kidnap Industry (2026 Edition). Lagos: SBM Intelligence. As reported in Reuters (2026c) and Vanguard (2026), op. cit.</w:t>
+      </w:r>
+    </w:p>
+    <w:p>
+      <w:pPr>
+        <w:spacing w:after="160"/>
+        <w:ind w:left="0" w:hanging="360"/>
+      </w:pPr>
+      <w:r>
+        <w:rPr>
+          <w:sz w:val="21"/>
+        </w:rPr>
+        <w:t>Vanguard (2026) 7,825 abducted, 1,142 killed in one year – SBM. Available at: https://www.vanguardngr.com/2026/08/7825-abducted-1142-killed-in-one-year-sbm/ (Accessed: 14 September 2026).</w:t>
+      </w:r>
+    </w:p>
+    <w:p>
+      <w:pPr>
+        <w:spacing w:after="160"/>
+        <w:ind w:left="0" w:hanging="360"/>
+      </w:pPr>
+      <w:r>
+        <w:rPr>
+          <w:sz w:val="21"/>
+        </w:rPr>
+        <w:t>ACLED – Armed Conflict Location &amp; Event Data Project (2026) Nigeria conflict and fatality data, North-Central zone, March–September 2026. Available at: https://acleddata.com (Accessed: 14 September 2026).</w:t>
+      </w:r>
+    </w:p>
+    <w:p>
+      <w:pPr>
+        <w:spacing w:after="160"/>
+        <w:ind w:left="0" w:hanging="360"/>
+      </w:pPr>
+      <w:r>
+        <w:rPr>
+          <w:sz w:val="21"/>
+        </w:rPr>
+        <w:t>HumAngle Media (2026) Nigeria Conflict Tracker – monthly national security metrics, March–June 2026. Available at: https://humanglemedia.com (Accessed: 14 September 2026).</w:t>
+      </w:r>
+    </w:p>
+    <w:p>
+      <w:pPr>
+        <w:spacing w:after="160"/>
+        <w:ind w:left="0" w:hanging="360"/>
+      </w:pPr>
+      <w:r>
+        <w:rPr>
+          <w:sz w:val="21"/>
+        </w:rPr>
+        <w:t>International Organization for Migration (2026) Displacement Tracking Matrix (DTM), Nigeria, Round 18. Geneva: IOM.</w:t>
+      </w:r>
+    </w:p>
+    <w:p>
+      <w:r>
+        <w:rPr>
+          <w:b/>
+          <w:color w:val="A05A00"/>
+          <w:sz w:val="20"/>
+        </w:rPr>
+        <w:t xml:space="preserve">Note: </w:t>
+      </w:r>
+      <w:r>
+        <w:rPr>
+          <w:i/>
+          <w:sz w:val="20"/>
+        </w:rPr>
+        <w:t>the Section 3 full 7-unit regional totals (Niger, Plateau, Benue, Kwara, Kogi, Nasarawa, FCT) are a modeled synthesis drawing on ACLED and HumAngle Nigeria Conflict Tracker methodology — they are directional estimates, not individually confirmed press figures like the named incidents in Section 1.</w:t>
+      </w:r>
+    </w:p>
     <w:sectPr>
       <w:pgSz w:w="12240" w:h="15840"/>
       <w:pgMar w:top="1440" w:right="1800" w:bottom="1440" w:left="1800" w:header="720" w:footer="720" w:gutter="0"/>

--- a/avm_morgan_docs/HUMAN_COST_BANDITRY_KIDNAPPING_NORTH_CENTRAL_STATISTICS.docx
+++ b/avm_morgan_docs/HUMAN_COST_BANDITRY_KIDNAPPING_NORTH_CENTRAL_STATISTICS.docx
@@ -572,6 +572,565 @@
       </w:tr>
     </w:tbl>
     <w:p/>
+    <w:p>
+      <w:pPr>
+        <w:pStyle w:val="Heading2"/>
+      </w:pPr>
+      <w:r>
+        <w:rPr>
+          <w:sz w:val="26"/>
+        </w:rPr>
+        <w:t>1b. Kogi &amp; Kwara — Best-Available Data (Unverified)</w:t>
+      </w:r>
+    </w:p>
+    <w:p>
+      <w:r>
+        <w:rPr>
+          <w:i/>
+          <w:color w:val="A05A00"/>
+          <w:sz w:val="20"/>
+        </w:rPr>
+        <w:t>Not left blank per Tom’s directive — Kogi and Kwara have seen real attacks in this window, but no single named-incident report with a confirmed death toll was found in this research pass. Figures below are the modeled ACLED/HumAngle range plus specific sub-incidents flagged in background research; every number here is bracketed (unverified) and should be cross-checked before AVM Morgan quotes an exact figure on stage.</w:t>
+      </w:r>
+    </w:p>
+    <w:tbl>
+      <w:tblPr>
+        <w:tblW w:type="auto" w:w="0"/>
+        <w:tblLook w:firstColumn="1" w:firstRow="1" w:lastColumn="0" w:lastRow="0" w:noHBand="0" w:noVBand="1" w:val="04A0"/>
+        <w:tblBorders>
+          <w:top w:val="single" w:sz="4" w:space="0" w:color="999999"/>
+          <w:left w:val="single" w:sz="4" w:space="0" w:color="999999"/>
+          <w:bottom w:val="single" w:sz="4" w:space="0" w:color="999999"/>
+          <w:right w:val="single" w:sz="4" w:space="0" w:color="999999"/>
+          <w:insideH w:val="single" w:sz="4" w:space="0" w:color="999999"/>
+          <w:insideV w:val="single" w:sz="4" w:space="0" w:color="999999"/>
+        </w:tblBorders>
+      </w:tblPr>
+      <w:tblGrid>
+        <w:gridCol w:w="1152"/>
+        <w:gridCol w:w="1440"/>
+        <w:gridCol w:w="4320"/>
+        <w:gridCol w:w="1440"/>
+        <w:gridCol w:w="1584"/>
+        <w:gridCol w:w="2016"/>
+      </w:tblGrid>
+      <w:tr>
+        <w:tc>
+          <w:tcPr>
+            <w:tcW w:type="dxa" w:w="1440"/>
+            <w:shd w:val="clear" w:color="auto" w:fill="1B3A2B"/>
+          </w:tcPr>
+          <w:p>
+            <w:pPr>
+              <w:jc w:val="center"/>
+            </w:pPr>
+            <w:r>
+              <w:rPr>
+                <w:b/>
+                <w:color w:val="FFFFFF"/>
+                <w:sz w:val="21"/>
+              </w:rPr>
+              <w:t>State</w:t>
+            </w:r>
+          </w:p>
+        </w:tc>
+        <w:tc>
+          <w:tcPr>
+            <w:tcW w:type="dxa" w:w="1440"/>
+            <w:shd w:val="clear" w:color="auto" w:fill="1B3A2B"/>
+          </w:tcPr>
+          <w:p>
+            <w:pPr>
+              <w:jc w:val="center"/>
+            </w:pPr>
+            <w:r>
+              <w:rPr>
+                <w:b/>
+                <w:color w:val="FFFFFF"/>
+                <w:sz w:val="21"/>
+              </w:rPr>
+              <w:t>Period</w:t>
+            </w:r>
+          </w:p>
+        </w:tc>
+        <w:tc>
+          <w:tcPr>
+            <w:tcW w:type="dxa" w:w="1440"/>
+            <w:shd w:val="clear" w:color="auto" w:fill="1B3A2B"/>
+          </w:tcPr>
+          <w:p>
+            <w:pPr>
+              <w:jc w:val="center"/>
+            </w:pPr>
+            <w:r>
+              <w:rPr>
+                <w:b/>
+                <w:color w:val="FFFFFF"/>
+                <w:sz w:val="21"/>
+              </w:rPr>
+              <w:t>Incident Details (unverified)</w:t>
+            </w:r>
+          </w:p>
+        </w:tc>
+        <w:tc>
+          <w:tcPr>
+            <w:tcW w:type="dxa" w:w="1440"/>
+            <w:shd w:val="clear" w:color="auto" w:fill="1B3A2B"/>
+          </w:tcPr>
+          <w:p>
+            <w:pPr>
+              <w:jc w:val="center"/>
+            </w:pPr>
+            <w:r>
+              <w:rPr>
+                <w:b/>
+                <w:color w:val="FFFFFF"/>
+                <w:sz w:val="21"/>
+              </w:rPr>
+              <w:t>Killed (est.)</w:t>
+            </w:r>
+          </w:p>
+        </w:tc>
+        <w:tc>
+          <w:tcPr>
+            <w:tcW w:type="dxa" w:w="1440"/>
+            <w:shd w:val="clear" w:color="auto" w:fill="1B3A2B"/>
+          </w:tcPr>
+          <w:p>
+            <w:pPr>
+              <w:jc w:val="center"/>
+            </w:pPr>
+            <w:r>
+              <w:rPr>
+                <w:b/>
+                <w:color w:val="FFFFFF"/>
+                <w:sz w:val="21"/>
+              </w:rPr>
+              <w:t>Abducted (est.)</w:t>
+            </w:r>
+          </w:p>
+        </w:tc>
+        <w:tc>
+          <w:tcPr>
+            <w:tcW w:type="dxa" w:w="1440"/>
+            <w:shd w:val="clear" w:color="auto" w:fill="1B3A2B"/>
+          </w:tcPr>
+          <w:p>
+            <w:pPr>
+              <w:jc w:val="center"/>
+            </w:pPr>
+            <w:r>
+              <w:rPr>
+                <w:b/>
+                <w:color w:val="FFFFFF"/>
+                <w:sz w:val="21"/>
+              </w:rPr>
+              <w:t>Source</w:t>
+            </w:r>
+          </w:p>
+        </w:tc>
+      </w:tr>
+      <w:tr>
+        <w:tc>
+          <w:tcPr>
+            <w:tcW w:type="dxa" w:w="1152"/>
+          </w:tcPr>
+          <w:p>
+            <w:r>
+              <w:rPr>
+                <w:sz w:val="19"/>
+              </w:rPr>
+              <w:t>Kogi</w:t>
+            </w:r>
+          </w:p>
+        </w:tc>
+        <w:tc>
+          <w:tcPr>
+            <w:tcW w:type="dxa" w:w="1440"/>
+          </w:tcPr>
+          <w:p>
+            <w:r>
+              <w:rPr>
+                <w:sz w:val="19"/>
+              </w:rPr>
+              <w:t>Mar–Sep 2026 (ongoing)</w:t>
+            </w:r>
+          </w:p>
+        </w:tc>
+        <w:tc>
+          <w:tcPr>
+            <w:tcW w:type="dxa" w:w="4320"/>
+          </w:tcPr>
+          <w:p>
+            <w:r>
+              <w:rPr>
+                <w:sz w:val="19"/>
+              </w:rPr>
+              <w:t>Highway banditry and rural militia raids along the Ofu, Egume, Ochaja and Kabba axis — recurring, not a single dated incident in current sourcing</w:t>
+            </w:r>
+          </w:p>
+        </w:tc>
+        <w:tc>
+          <w:tcPr>
+            <w:tcW w:type="dxa" w:w="1440"/>
+          </w:tcPr>
+          <w:p>
+            <w:r>
+              <w:rPr>
+                <w:sz w:val="19"/>
+              </w:rPr>
+              <w:t>(unverified) est. 30–50</w:t>
+            </w:r>
+          </w:p>
+        </w:tc>
+        <w:tc>
+          <w:tcPr>
+            <w:tcW w:type="dxa" w:w="1584"/>
+          </w:tcPr>
+          <w:p>
+            <w:r>
+              <w:rPr>
+                <w:sz w:val="19"/>
+              </w:rPr>
+              <w:t>(unverified) est. 80–120</w:t>
+            </w:r>
+          </w:p>
+        </w:tc>
+        <w:tc>
+          <w:tcPr>
+            <w:tcW w:type="dxa" w:w="2016"/>
+          </w:tcPr>
+          <w:p>
+            <w:r>
+              <w:rPr>
+                <w:sz w:val="19"/>
+              </w:rPr>
+              <w:t>ACLED/HumAngle-modeled synthesis</w:t>
+            </w:r>
+          </w:p>
+        </w:tc>
+      </w:tr>
+      <w:tr>
+        <w:tc>
+          <w:tcPr>
+            <w:tcW w:type="dxa" w:w="1152"/>
+          </w:tcPr>
+          <w:p>
+            <w:r>
+              <w:rPr>
+                <w:sz w:val="19"/>
+              </w:rPr>
+              <w:t>Kwara</w:t>
+            </w:r>
+          </w:p>
+        </w:tc>
+        <w:tc>
+          <w:tcPr>
+            <w:tcW w:type="dxa" w:w="1440"/>
+          </w:tcPr>
+          <w:p>
+            <w:r>
+              <w:rPr>
+                <w:sz w:val="19"/>
+              </w:rPr>
+              <w:t>May 2026</w:t>
+            </w:r>
+          </w:p>
+        </w:tc>
+        <w:tc>
+          <w:tcPr>
+            <w:tcW w:type="dxa" w:w="4320"/>
+          </w:tcPr>
+          <w:p>
+            <w:r>
+              <w:rPr>
+                <w:sz w:val="19"/>
+              </w:rPr>
+              <w:t>“Twin raids” — two coordinated abduction incidents (unverified) est. 25 abducted</w:t>
+            </w:r>
+          </w:p>
+        </w:tc>
+        <w:tc>
+          <w:tcPr>
+            <w:tcW w:type="dxa" w:w="1440"/>
+          </w:tcPr>
+          <w:p>
+            <w:r>
+              <w:rPr>
+                <w:sz w:val="19"/>
+              </w:rPr>
+              <w:t>(unverified) —</w:t>
+            </w:r>
+          </w:p>
+        </w:tc>
+        <w:tc>
+          <w:tcPr>
+            <w:tcW w:type="dxa" w:w="1584"/>
+          </w:tcPr>
+          <w:p>
+            <w:r>
+              <w:rPr>
+                <w:sz w:val="19"/>
+              </w:rPr>
+              <w:t>(unverified) est. 25</w:t>
+            </w:r>
+          </w:p>
+        </w:tc>
+        <w:tc>
+          <w:tcPr>
+            <w:tcW w:type="dxa" w:w="2016"/>
+          </w:tcPr>
+          <w:p>
+            <w:r>
+              <w:rPr>
+                <w:sz w:val="19"/>
+              </w:rPr>
+              <w:t>ACLED/HumAngle-modeled synthesis</w:t>
+            </w:r>
+          </w:p>
+        </w:tc>
+      </w:tr>
+      <w:tr>
+        <w:tc>
+          <w:tcPr>
+            <w:tcW w:type="dxa" w:w="1152"/>
+          </w:tcPr>
+          <w:p>
+            <w:r>
+              <w:rPr>
+                <w:sz w:val="19"/>
+              </w:rPr>
+              <w:t>Kwara</w:t>
+            </w:r>
+          </w:p>
+        </w:tc>
+        <w:tc>
+          <w:tcPr>
+            <w:tcW w:type="dxa" w:w="1440"/>
+          </w:tcPr>
+          <w:p>
+            <w:r>
+              <w:rPr>
+                <w:sz w:val="19"/>
+              </w:rPr>
+              <w:t>May 2026</w:t>
+            </w:r>
+          </w:p>
+        </w:tc>
+        <w:tc>
+          <w:tcPr>
+            <w:tcW w:type="dxa" w:w="4320"/>
+          </w:tcPr>
+          <w:p>
+            <w:r>
+              <w:rPr>
+                <w:sz w:val="19"/>
+              </w:rPr>
+              <w:t>Church attack/abduction incident (unverified) est. 15 abducted</w:t>
+            </w:r>
+          </w:p>
+        </w:tc>
+        <w:tc>
+          <w:tcPr>
+            <w:tcW w:type="dxa" w:w="1440"/>
+          </w:tcPr>
+          <w:p>
+            <w:r>
+              <w:rPr>
+                <w:sz w:val="19"/>
+              </w:rPr>
+              <w:t>(unverified) —</w:t>
+            </w:r>
+          </w:p>
+        </w:tc>
+        <w:tc>
+          <w:tcPr>
+            <w:tcW w:type="dxa" w:w="1584"/>
+          </w:tcPr>
+          <w:p>
+            <w:r>
+              <w:rPr>
+                <w:sz w:val="19"/>
+              </w:rPr>
+              <w:t>(unverified) est. 15</w:t>
+            </w:r>
+          </w:p>
+        </w:tc>
+        <w:tc>
+          <w:tcPr>
+            <w:tcW w:type="dxa" w:w="2016"/>
+          </w:tcPr>
+          <w:p>
+            <w:r>
+              <w:rPr>
+                <w:sz w:val="19"/>
+              </w:rPr>
+              <w:t>ACLED/HumAngle-modeled synthesis</w:t>
+            </w:r>
+          </w:p>
+        </w:tc>
+      </w:tr>
+      <w:tr>
+        <w:tc>
+          <w:tcPr>
+            <w:tcW w:type="dxa" w:w="1152"/>
+          </w:tcPr>
+          <w:p>
+            <w:r>
+              <w:rPr>
+                <w:sz w:val="19"/>
+              </w:rPr>
+              <w:t>Kwara</w:t>
+            </w:r>
+          </w:p>
+        </w:tc>
+        <w:tc>
+          <w:tcPr>
+            <w:tcW w:type="dxa" w:w="1440"/>
+          </w:tcPr>
+          <w:p>
+            <w:r>
+              <w:rPr>
+                <w:sz w:val="19"/>
+              </w:rPr>
+              <w:t>Aug 2026</w:t>
+            </w:r>
+          </w:p>
+        </w:tc>
+        <w:tc>
+          <w:tcPr>
+            <w:tcW w:type="dxa" w:w="4320"/>
+          </w:tcPr>
+          <w:p>
+            <w:r>
+              <w:rPr>
+                <w:sz w:val="19"/>
+              </w:rPr>
+              <w:t>Security operation reported to have rescued (unverified) est. 163 previously-abducted victims — implies a larger prior abduction total than individually confirmed</w:t>
+            </w:r>
+          </w:p>
+        </w:tc>
+        <w:tc>
+          <w:tcPr>
+            <w:tcW w:type="dxa" w:w="1440"/>
+          </w:tcPr>
+          <w:p>
+            <w:r>
+              <w:rPr>
+                <w:sz w:val="19"/>
+              </w:rPr>
+              <w:t>(unverified) —</w:t>
+            </w:r>
+          </w:p>
+        </w:tc>
+        <w:tc>
+          <w:tcPr>
+            <w:tcW w:type="dxa" w:w="1584"/>
+          </w:tcPr>
+          <w:p>
+            <w:r>
+              <w:rPr>
+                <w:sz w:val="19"/>
+              </w:rPr>
+              <w:t>(unverified) est. up to 163 rescued</w:t>
+            </w:r>
+          </w:p>
+        </w:tc>
+        <w:tc>
+          <w:tcPr>
+            <w:tcW w:type="dxa" w:w="2016"/>
+          </w:tcPr>
+          <w:p>
+            <w:r>
+              <w:rPr>
+                <w:sz w:val="19"/>
+              </w:rPr>
+              <w:t>ACLED/HumAngle-modeled synthesis</w:t>
+            </w:r>
+          </w:p>
+        </w:tc>
+      </w:tr>
+      <w:tr>
+        <w:tc>
+          <w:tcPr>
+            <w:tcW w:type="dxa" w:w="1152"/>
+          </w:tcPr>
+          <w:p>
+            <w:r>
+              <w:rPr>
+                <w:sz w:val="19"/>
+              </w:rPr>
+              <w:t>Kwara (range)</w:t>
+            </w:r>
+          </w:p>
+        </w:tc>
+        <w:tc>
+          <w:tcPr>
+            <w:tcW w:type="dxa" w:w="1440"/>
+          </w:tcPr>
+          <w:p>
+            <w:r>
+              <w:rPr>
+                <w:sz w:val="19"/>
+              </w:rPr>
+              <w:t>Mar–Sep 2026 (ongoing)</w:t>
+            </w:r>
+          </w:p>
+        </w:tc>
+        <w:tc>
+          <w:tcPr>
+            <w:tcW w:type="dxa" w:w="4320"/>
+          </w:tcPr>
+          <w:p>
+            <w:r>
+              <w:rPr>
+                <w:sz w:val="19"/>
+              </w:rPr>
+              <w:t>Full-period modeled range across all Kwara incidents combined</w:t>
+            </w:r>
+          </w:p>
+        </w:tc>
+        <w:tc>
+          <w:tcPr>
+            <w:tcW w:type="dxa" w:w="1440"/>
+          </w:tcPr>
+          <w:p>
+            <w:r>
+              <w:rPr>
+                <w:sz w:val="19"/>
+              </w:rPr>
+              <w:t>(unverified) est. 40–60</w:t>
+            </w:r>
+          </w:p>
+        </w:tc>
+        <w:tc>
+          <w:tcPr>
+            <w:tcW w:type="dxa" w:w="1584"/>
+          </w:tcPr>
+          <w:p>
+            <w:r>
+              <w:rPr>
+                <w:sz w:val="19"/>
+              </w:rPr>
+              <w:t>(unverified) est. 220–280</w:t>
+            </w:r>
+          </w:p>
+        </w:tc>
+        <w:tc>
+          <w:tcPr>
+            <w:tcW w:type="dxa" w:w="2016"/>
+          </w:tcPr>
+          <w:p>
+            <w:r>
+              <w:rPr>
+                <w:sz w:val="19"/>
+              </w:rPr>
+              <w:t>ACLED/HumAngle-modeled synthesis</w:t>
+            </w:r>
+          </w:p>
+        </w:tc>
+      </w:tr>
+    </w:tbl>
     <w:p>
       <w:pPr>
         <w:pStyle w:val="Heading2"/>
